--- a/FEDL/Exp-10.docx
+++ b/FEDL/Exp-10.docx
@@ -36,6 +36,7 @@
           <w:rFonts w:ascii="Verdana" w:cs="Verdana" w:eastAsia="Verdana" w:hAnsi="Verdana"/>
           <w:b w:val="1"/>
           <w:bCs w:val="1"/>
+          <w:color w:val="334155"/>
           <w:sz w:val="24"/>
           <w:szCs w:val="24"/>
           <w:rtl w:val="0"/>
@@ -44,6 +45,7 @@
       </w:r>
       <w:r>
         <w:rPr>
+          <w:color w:val="334155"/>
           <w:rtl w:val="0"/>
         </w:rPr>
       </w:r>
@@ -82,6 +84,7 @@
           <w:rFonts w:ascii="Verdana" w:cs="Verdana" w:eastAsia="Verdana" w:hAnsi="Verdana"/>
           <w:b w:val="1"/>
           <w:bCs w:val="1"/>
+          <w:color w:val="334155"/>
           <w:sz w:val="26"/>
           <w:szCs w:val="26"/>
           <w:rtl w:val="0"/>
@@ -90,6 +93,7 @@
       </w:r>
       <w:r>
         <w:rPr>
+          <w:color w:val="334155"/>
           <w:rtl w:val="0"/>
         </w:rPr>
       </w:r>
@@ -151,6 +155,7 @@
           <w:rFonts w:ascii="Verdana" w:cs="Verdana" w:eastAsia="Verdana" w:hAnsi="Verdana"/>
           <w:b w:val="1"/>
           <w:bCs w:val="1"/>
+          <w:color w:val="334155"/>
           <w:sz w:val="26"/>
           <w:szCs w:val="26"/>
           <w:rtl w:val="0"/>
@@ -159,6 +164,7 @@
       </w:r>
       <w:r>
         <w:rPr>
+          <w:color w:val="334155"/>
           <w:rtl w:val="0"/>
         </w:rPr>
       </w:r>
@@ -220,6 +226,7 @@
           <w:rFonts w:ascii="Verdana" w:cs="Verdana" w:eastAsia="Verdana" w:hAnsi="Verdana"/>
           <w:b w:val="1"/>
           <w:bCs w:val="1"/>
+          <w:color w:val="334155"/>
           <w:sz w:val="26"/>
           <w:szCs w:val="26"/>
           <w:rtl w:val="0"/>
@@ -228,6 +235,7 @@
       </w:r>
       <w:r>
         <w:rPr>
+          <w:color w:val="334155"/>
           <w:rtl w:val="0"/>
         </w:rPr>
       </w:r>
@@ -266,6 +274,7 @@
           <w:rFonts w:ascii="Verdana" w:cs="Verdana" w:eastAsia="Verdana" w:hAnsi="Verdana"/>
           <w:b w:val="1"/>
           <w:bCs w:val="1"/>
+          <w:color w:val="334155"/>
           <w:sz w:val="26"/>
           <w:szCs w:val="26"/>
           <w:rtl w:val="0"/>
@@ -274,6 +283,7 @@
       </w:r>
       <w:r>
         <w:rPr>
+          <w:color w:val="334155"/>
           <w:rtl w:val="0"/>
         </w:rPr>
       </w:r>
@@ -751,6 +761,7 @@
           <w:rFonts w:ascii="Verdana" w:cs="Verdana" w:eastAsia="Verdana" w:hAnsi="Verdana"/>
           <w:b w:val="1"/>
           <w:bCs w:val="1"/>
+          <w:color w:val="334155"/>
           <w:sz w:val="26"/>
           <w:szCs w:val="26"/>
           <w:rtl w:val="0"/>
@@ -759,6 +770,7 @@
       </w:r>
       <w:r>
         <w:rPr>
+          <w:color w:val="334155"/>
           <w:rtl w:val="0"/>
         </w:rPr>
       </w:r>
@@ -1319,6 +1331,7 @@
           <w:rFonts w:ascii="Verdana" w:cs="Verdana" w:eastAsia="Verdana" w:hAnsi="Verdana"/>
           <w:b w:val="1"/>
           <w:bCs w:val="1"/>
+          <w:color w:val="334155"/>
           <w:sz w:val="26"/>
           <w:szCs w:val="26"/>
           <w:rtl w:val="0"/>
@@ -1327,6 +1340,7 @@
       </w:r>
       <w:r>
         <w:rPr>
+          <w:color w:val="334155"/>
           <w:rtl w:val="0"/>
         </w:rPr>
       </w:r>
@@ -1957,6 +1971,7 @@
           <w:rFonts w:ascii="Verdana" w:cs="Verdana" w:eastAsia="Verdana" w:hAnsi="Verdana"/>
           <w:b w:val="1"/>
           <w:bCs w:val="1"/>
+          <w:color w:val="334155"/>
           <w:sz w:val="26"/>
           <w:szCs w:val="26"/>
           <w:rtl w:val="0"/>
@@ -1965,6 +1980,7 @@
       </w:r>
       <w:r>
         <w:rPr>
+          <w:color w:val="334155"/>
           <w:rtl w:val="0"/>
         </w:rPr>
       </w:r>
@@ -2214,6 +2230,7 @@
           <w:rFonts w:ascii="Verdana" w:cs="Verdana" w:eastAsia="Verdana" w:hAnsi="Verdana"/>
           <w:b w:val="1"/>
           <w:bCs w:val="1"/>
+          <w:color w:val="334155"/>
           <w:sz w:val="26"/>
           <w:szCs w:val="26"/>
           <w:rtl w:val="0"/>
@@ -2222,6 +2239,7 @@
       </w:r>
       <w:r>
         <w:rPr>
+          <w:color w:val="334155"/>
           <w:rtl w:val="0"/>
         </w:rPr>
       </w:r>
@@ -2306,6 +2324,7 @@
           <w:rFonts w:ascii="Verdana" w:cs="Verdana" w:eastAsia="Verdana" w:hAnsi="Verdana"/>
           <w:b w:val="1"/>
           <w:bCs w:val="1"/>
+          <w:color w:val="334155"/>
           <w:sz w:val="26"/>
           <w:szCs w:val="26"/>
           <w:rtl w:val="0"/>
@@ -2314,6 +2333,7 @@
       </w:r>
       <w:r>
         <w:rPr>
+          <w:color w:val="334155"/>
           <w:rtl w:val="0"/>
         </w:rPr>
       </w:r>
@@ -2343,6 +2363,7 @@
     </w:p>
     <w:sectPr>
       <w:headerReference r:id="rId8" w:type="default"/>
+      <w:footerReference w:type="default" r:id="rId9"/>
       <w:pgSz w:h="15840" w:w="12240" w:orient="portrait"/>
       <w:pgMar w:bottom="720" w:top="720" w:left="1440" w:right="1440" w:header="720" w:footer="720"/>
       <w:pgNumType w:start="1"/>
@@ -2351,6 +2372,16 @@
 </w:document>
 </file>
 
+<file path=word/footer1.xml><?xml version="1.0" encoding="utf-8"?>
+<w:ftr xmlns:m="http://schemas.openxmlformats.org/officeDocument/2006/math" xmlns:mc="http://schemas.openxmlformats.org/markup-compatibility/2006" xmlns:mo="http://schemas.microsoft.com/office/mac/office/2008/main" xmlns:mv="urn:schemas-microsoft-com:mac:vml" xmlns:o="urn:schemas-microsoft-com:office:office" xmlns:r="http://schemas.openxmlformats.org/officeDocument/2006/relationships" xmlns:v="urn:schemas-microsoft-com:vml" xmlns:w10="urn:schemas-microsoft-com:office:word" xmlns:w14="http://schemas.microsoft.com/office/word/2010/wordml" xmlns:w="http://schemas.openxmlformats.org/wordprocessingml/2006/main" xmlns:wne="http://schemas.microsoft.com/office/word/2006/wordml" xmlns:wp14="http://schemas.microsoft.com/office/word/2010/wordprocessingDrawing" xmlns:wp="http://schemas.openxmlformats.org/drawingml/2006/wordprocessingDrawing" xmlns:wpc="http://schemas.microsoft.com/office/word/2010/wordprocessingCanvas" xmlns:wpg="http://schemas.microsoft.com/office/word/2010/wordprocessingGroup" xmlns:wpi="http://schemas.microsoft.com/office/word/2010/wordprocessingInk" xmlns:wps="http://schemas.microsoft.com/office/word/2010/wordprocessingShape" mc:Ignorable="w14 wp14">
+  <w:p>
+    <w:pPr>
+      <w:pStyle w:val="Footer"/>
+    </w:pPr>
+  </w:p>
+</w:ftr>
+</file>
+
 <file path=word/header1.xml><?xml version="1.0" encoding="utf-8"?>
 <w:hdr xmlns:mc="http://schemas.openxmlformats.org/markup-compatibility/2006" xmlns:o="urn:schemas-microsoft-com:office:office" xmlns:r="http://schemas.openxmlformats.org/officeDocument/2006/relationships" xmlns:m="http://schemas.openxmlformats.org/officeDocument/2006/math" xmlns:v="urn:schemas-microsoft-com:vml" xmlns:wp="http://schemas.openxmlformats.org/drawingml/2006/wordprocessingDrawing" xmlns:w10="urn:schemas-microsoft-com:office:word" xmlns:w="http://schemas.openxmlformats.org/wordprocessingml/2006/main" xmlns:wne="http://schemas.microsoft.com/office/word/2006/wordml" xmlns:sl="http://schemas.openxmlformats.org/schemaLibrary/2006/main" xmlns:a="http://schemas.openxmlformats.org/drawingml/2006/main" xmlns:pic="http://schemas.openxmlformats.org/drawingml/2006/picture" xmlns:c="http://schemas.openxmlformats.org/drawingml/2006/chart" xmlns:lc="http://schemas.openxmlformats.org/drawingml/2006/lockedCanvas" xmlns:dgm="http://schemas.openxmlformats.org/drawingml/2006/diagram" xmlns:wps="http://schemas.microsoft.com/office/word/2010/wordprocessingShape" xmlns:wpg="http://schemas.microsoft.com/office/word/2010/wordprocessingGroup" xmlns:w14="http://schemas.microsoft.com/office/word/2010/wordml" xmlns:w15="http://schemas.microsoft.com/office/word/2012/wordml" xmlns:w16="http://schemas.microsoft.com/office/word/2018/wordml" xmlns:w16cex="http://schemas.microsoft.com/office/word/2018/wordml/cex" xmlns:w16cid="http://schemas.microsoft.com/office/word/2016/wordml/cid" xmlns="http://schemas.microsoft.com/office/tasks/2019/documenttasks" xmlns:cr="http://schemas.microsoft.com/office/comments/2020/reactions">
   <w:p>
@@ -2373,7 +2404,7 @@
         <w:highlight w:val="white"/>
         <w:rtl w:val="0"/>
       </w:rPr>
-      <w:t xml:space="preserve">Name: Aavez khan</w:t>
+      <w:t>Name: Sayyad Faizan</w:t>
     </w:r>
     <w:r>
       <w:rPr>
@@ -2401,9 +2432,9 @@
         <w:highlight w:val="white"/>
         <w:rtl w:val="0"/>
       </w:rPr>
-      <w:t xml:space="preserve">Roll No.:</w:t>
+      <w:t>Roll No.:</w:t>
       <w:tab/>
-      <w:t xml:space="preserve">24CO15</w:t>
+      <w:t>25DCO11</w:t>
     </w:r>
     <w:r>
       <w:rPr>

--- a/FEDL/Exp-10.docx
+++ b/FEDL/Exp-10.docx
@@ -9,20 +9,7 @@
         <w:rPr/>
       </w:pPr>
       <w:r>
-        <w:rPr>
-          <w:rFonts w:ascii="Verdana" w:cs="Verdana" w:eastAsia="Verdana" w:hAnsi="Verdana"/>
-          <w:b w:val="1"/>
-          <w:bCs w:val="1"/>
-          <w:sz w:val="26"/>
-          <w:szCs w:val="26"/>
-          <w:rtl w:val="0"/>
-        </w:rPr>
-        <w:t xml:space="preserve">Experiment No.10</w:t>
-      </w:r>
-      <w:r>
-        <w:rPr>
-          <w:rtl w:val="0"/>
-        </w:rPr>
+        <w:t>Experiment No.10</w:t>
       </w:r>
     </w:p>
     <w:p>
@@ -32,22 +19,7 @@
         <w:rPr/>
       </w:pPr>
       <w:r>
-        <w:rPr>
-          <w:rFonts w:ascii="Verdana" w:cs="Verdana" w:eastAsia="Verdana" w:hAnsi="Verdana"/>
-          <w:b w:val="1"/>
-          <w:bCs w:val="1"/>
-          <w:color w:val="334155"/>
-          <w:sz w:val="24"/>
-          <w:szCs w:val="24"/>
-          <w:rtl w:val="0"/>
-        </w:rPr>
-        <w:t xml:space="preserve">Aim :</w:t>
-      </w:r>
-      <w:r>
-        <w:rPr>
-          <w:color w:val="334155"/>
-          <w:rtl w:val="0"/>
-        </w:rPr>
+        <w:t>Aim :</w:t>
       </w:r>
     </w:p>
     <w:p>
@@ -57,20 +29,7 @@
         <w:rPr/>
       </w:pPr>
       <w:r>
-        <w:rPr>
-          <w:rFonts w:ascii="Verdana" w:cs="Verdana" w:eastAsia="Verdana" w:hAnsi="Verdana"/>
-          <w:b w:val="0"/>
-          <w:bCs w:val="0"/>
-          <w:sz w:val="24"/>
-          <w:szCs w:val="24"/>
-          <w:rtl w:val="0"/>
-        </w:rPr>
-        <w:t xml:space="preserve">To understand and implement API integration in React JS using the fetch() API, retrieve data from a REST API, manage the received data using React state, and display the data dynamically in the user interface.</w:t>
-      </w:r>
-      <w:r>
-        <w:rPr>
-          <w:rtl w:val="0"/>
-        </w:rPr>
+        <w:t>To understand and implement API integration in React JS using the fetch() API, retrieve data from a REST API, manage the received data using React state, and display the data dynamically in the user interface.</w:t>
       </w:r>
     </w:p>
     <w:p>
@@ -80,22 +39,7 @@
         <w:rPr/>
       </w:pPr>
       <w:r>
-        <w:rPr>
-          <w:rFonts w:ascii="Verdana" w:cs="Verdana" w:eastAsia="Verdana" w:hAnsi="Verdana"/>
-          <w:b w:val="1"/>
-          <w:bCs w:val="1"/>
-          <w:color w:val="334155"/>
-          <w:sz w:val="26"/>
-          <w:szCs w:val="26"/>
-          <w:rtl w:val="0"/>
-        </w:rPr>
-        <w:t xml:space="preserve">Theory:</w:t>
-      </w:r>
-      <w:r>
-        <w:rPr>
-          <w:color w:val="334155"/>
-          <w:rtl w:val="0"/>
-        </w:rPr>
+        <w:t>Theory:</w:t>
       </w:r>
     </w:p>
     <w:p>
@@ -105,20 +49,7 @@
         <w:rPr/>
       </w:pPr>
       <w:r>
-        <w:rPr>
-          <w:rFonts w:ascii="Verdana" w:cs="Verdana" w:eastAsia="Verdana" w:hAnsi="Verdana"/>
-          <w:b w:val="0"/>
-          <w:bCs w:val="0"/>
-          <w:sz w:val="24"/>
-          <w:szCs w:val="24"/>
-          <w:rtl w:val="0"/>
-        </w:rPr>
-        <w:t xml:space="preserve">An API (Application Programming Interface) allows two software systems to communicate with each other. In React applications, APIs are commonly used to retrieve data from servers and display that data dynamically in the user interface.</w:t>
-      </w:r>
-      <w:r>
-        <w:rPr>
-          <w:rtl w:val="0"/>
-        </w:rPr>
+        <w:t>An API (Application Programming Interface) allows two software systems to communicate with each other. In React applications, APIs are commonly used to retrieve data from servers and display that data dynamically in the user interface.</w:t>
       </w:r>
     </w:p>
     <w:p>
@@ -128,20 +59,7 @@
         <w:rPr/>
       </w:pPr>
       <w:r>
-        <w:rPr>
-          <w:rFonts w:ascii="Verdana" w:cs="Verdana" w:eastAsia="Verdana" w:hAnsi="Verdana"/>
-          <w:b w:val="0"/>
-          <w:bCs w:val="0"/>
-          <w:sz w:val="24"/>
-          <w:szCs w:val="24"/>
-          <w:rtl w:val="0"/>
-        </w:rPr>
-        <w:t xml:space="preserve">A REST API follows the principles of Representational State Transfer. Common HTTP methods include GET for reading data, POST for creating data, PUT for replacing or updating data, PATCH for partially updating data, and DELETE for removing data.</w:t>
-      </w:r>
-      <w:r>
-        <w:rPr>
-          <w:rtl w:val="0"/>
-        </w:rPr>
+        <w:t>A REST API follows the principles of Representational State Transfer. Common HTTP methods include GET for reading data, POST for creating data, PUT for replacing or updating data, PATCH for partially updating data, and DELETE for removing data.</w:t>
       </w:r>
     </w:p>
     <w:p>
@@ -151,22 +69,7 @@
         <w:rPr/>
       </w:pPr>
       <w:r>
-        <w:rPr>
-          <w:rFonts w:ascii="Verdana" w:cs="Verdana" w:eastAsia="Verdana" w:hAnsi="Verdana"/>
-          <w:b w:val="1"/>
-          <w:bCs w:val="1"/>
-          <w:color w:val="334155"/>
-          <w:sz w:val="26"/>
-          <w:szCs w:val="26"/>
-          <w:rtl w:val="0"/>
-        </w:rPr>
-        <w:t xml:space="preserve">What is JSON?</w:t>
-      </w:r>
-      <w:r>
-        <w:rPr>
-          <w:color w:val="334155"/>
-          <w:rtl w:val="0"/>
-        </w:rPr>
+        <w:t>What is JSON?</w:t>
       </w:r>
     </w:p>
     <w:p>
@@ -176,20 +79,7 @@
         <w:rPr/>
       </w:pPr>
       <w:r>
-        <w:rPr>
-          <w:rFonts w:ascii="Verdana" w:cs="Verdana" w:eastAsia="Verdana" w:hAnsi="Verdana"/>
-          <w:b w:val="0"/>
-          <w:bCs w:val="0"/>
-          <w:sz w:val="24"/>
-          <w:szCs w:val="24"/>
-          <w:rtl w:val="0"/>
-        </w:rPr>
-        <w:t xml:space="preserve">Most REST APIs exchange data using JSON (JavaScript Object Notation). JSON represents data using objects and arrays, making it convenient to convert API responses into JavaScript data that can be stored in React state.</w:t>
-      </w:r>
-      <w:r>
-        <w:rPr>
-          <w:rtl w:val="0"/>
-        </w:rPr>
+        <w:t>Most REST APIs exchange data using JSON (JavaScript Object Notation). JSON represents data using objects and arrays, making it convenient to convert API responses into JavaScript data that can be stored in React state.</w:t>
       </w:r>
     </w:p>
     <w:p>
@@ -199,20 +89,7 @@
         <w:rPr/>
       </w:pPr>
       <w:r>
-        <w:rPr>
-          <w:rFonts w:ascii="Verdana" w:cs="Verdana" w:eastAsia="Verdana" w:hAnsi="Verdana"/>
-          <w:b w:val="0"/>
-          <w:bCs w:val="0"/>
-          <w:sz w:val="24"/>
-          <w:szCs w:val="24"/>
-          <w:rtl w:val="0"/>
-        </w:rPr>
-        <w:t xml:space="preserve">Example: { "id": 101, "name": "Ali", "email": "ali@example.com", "department": "Computer Engineering" }</w:t>
-      </w:r>
-      <w:r>
-        <w:rPr>
-          <w:rtl w:val="0"/>
-        </w:rPr>
+        <w:t>Example: { "id": 101, "name": "Ali", "email": "ali@example.com", "department": "Computer Engineering" }</w:t>
       </w:r>
     </w:p>
     <w:p>
@@ -222,22 +99,7 @@
         <w:rPr/>
       </w:pPr>
       <w:r>
-        <w:rPr>
-          <w:rFonts w:ascii="Verdana" w:cs="Verdana" w:eastAsia="Verdana" w:hAnsi="Verdana"/>
-          <w:b w:val="1"/>
-          <w:bCs w:val="1"/>
-          <w:color w:val="334155"/>
-          <w:sz w:val="26"/>
-          <w:szCs w:val="26"/>
-          <w:rtl w:val="0"/>
-        </w:rPr>
-        <w:t xml:space="preserve">What is fetch()?</w:t>
-      </w:r>
-      <w:r>
-        <w:rPr>
-          <w:color w:val="334155"/>
-          <w:rtl w:val="0"/>
-        </w:rPr>
+        <w:t>What is fetch()?</w:t>
       </w:r>
     </w:p>
     <w:p>
@@ -247,20 +109,7 @@
         <w:rPr/>
       </w:pPr>
       <w:r>
-        <w:rPr>
-          <w:rFonts w:ascii="Verdana" w:cs="Verdana" w:eastAsia="Verdana" w:hAnsi="Verdana"/>
-          <w:b w:val="0"/>
-          <w:bCs w:val="0"/>
-          <w:sz w:val="24"/>
-          <w:szCs w:val="24"/>
-          <w:rtl w:val="0"/>
-        </w:rPr>
-        <w:t xml:space="preserve">JavaScript provides the fetch() API for making HTTP requests. The fetch() function returns a Promise, so the response can be handled using .then() or async/await.</w:t>
-      </w:r>
-      <w:r>
-        <w:rPr>
-          <w:rtl w:val="0"/>
-        </w:rPr>
+        <w:t>JavaScript provides the fetch() API for making HTTP requests. The fetch() function returns a Promise, so the response can be handled using .then() or async/await.</w:t>
       </w:r>
     </w:p>
     <w:p>
@@ -270,22 +119,7 @@
         <w:rPr/>
       </w:pPr>
       <w:r>
-        <w:rPr>
-          <w:rFonts w:ascii="Verdana" w:cs="Verdana" w:eastAsia="Verdana" w:hAnsi="Verdana"/>
-          <w:b w:val="1"/>
-          <w:bCs w:val="1"/>
-          <w:color w:val="334155"/>
-          <w:sz w:val="26"/>
-          <w:szCs w:val="26"/>
-          <w:rtl w:val="0"/>
-        </w:rPr>
-        <w:t xml:space="preserve">Code 1: Fetching Data from an API</w:t>
-      </w:r>
-      <w:r>
-        <w:rPr>
-          <w:color w:val="334155"/>
-          <w:rtl w:val="0"/>
-        </w:rPr>
+        <w:t>Code 1: Fetching Data from an API</w:t>
       </w:r>
     </w:p>
     <w:p>
@@ -295,20 +129,7 @@
         <w:rPr/>
       </w:pPr>
       <w:r>
-        <w:rPr>
-          <w:rFonts w:ascii="Verdana" w:cs="Verdana" w:eastAsia="Verdana" w:hAnsi="Verdana"/>
-          <w:b w:val="0"/>
-          <w:bCs w:val="0"/>
-          <w:sz w:val="24"/>
-          <w:szCs w:val="24"/>
-          <w:rtl w:val="0"/>
-        </w:rPr>
-        <w:t xml:space="preserve">The following example retrieves a list of todos from JSONPlaceholder and displays their id, title and completed status.</w:t>
-      </w:r>
-      <w:r>
-        <w:rPr>
-          <w:rtl w:val="0"/>
-        </w:rPr>
+        <w:t>The following example retrieves a list of todos from JSONPlaceholder and displays their id, title and completed status.</w:t>
       </w:r>
     </w:p>
     <w:p>
@@ -318,18 +139,7 @@
         <w:rPr/>
       </w:pPr>
       <w:r>
-        <w:rPr>
-          <w:rFonts w:ascii="Courier New" w:cs="Courier New" w:eastAsia="Courier New" w:hAnsi="Courier New"/>
-          <w:sz w:val="19"/>
-          <w:szCs w:val="19"/>
-          <w:rtl w:val="0"/>
-        </w:rPr>
-        <w:t xml:space="preserve">import { useState, useEffect } from "react";</w:t>
-      </w:r>
-      <w:r>
-        <w:rPr>
-          <w:rtl w:val="0"/>
-        </w:rPr>
+        <w:t>import { useState, useEffect } from "react";</w:t>
       </w:r>
     </w:p>
     <w:p>
@@ -338,10 +148,16 @@
         <w:jc w:val="both"/>
         <w:rPr/>
       </w:pPr>
+      <w:r/>
+    </w:p>
+    <w:p>
+      <w:pPr>
+        <w:spacing w:after="0" w:before="0" w:lineRule="auto"/>
+        <w:jc w:val="both"/>
+        <w:rPr/>
+      </w:pPr>
       <w:r>
-        <w:rPr>
-          <w:rtl w:val="0"/>
-        </w:rPr>
+        <w:t>function App() {</w:t>
       </w:r>
     </w:p>
     <w:p>
@@ -351,18 +167,7 @@
         <w:rPr/>
       </w:pPr>
       <w:r>
-        <w:rPr>
-          <w:rFonts w:ascii="Courier New" w:cs="Courier New" w:eastAsia="Courier New" w:hAnsi="Courier New"/>
-          <w:sz w:val="19"/>
-          <w:szCs w:val="19"/>
-          <w:rtl w:val="0"/>
-        </w:rPr>
-        <w:t xml:space="preserve">function App() {</w:t>
-      </w:r>
-      <w:r>
-        <w:rPr>
-          <w:rtl w:val="0"/>
-        </w:rPr>
+        <w:t xml:space="preserve">  const [data, setData] = useState([]);</w:t>
       </w:r>
     </w:p>
     <w:p>
@@ -371,19 +176,16 @@
         <w:jc w:val="both"/>
         <w:rPr/>
       </w:pPr>
+      <w:r/>
+    </w:p>
+    <w:p>
+      <w:pPr>
+        <w:spacing w:after="0" w:before="0" w:lineRule="auto"/>
+        <w:jc w:val="both"/>
+        <w:rPr/>
+      </w:pPr>
       <w:r>
-        <w:rPr>
-          <w:rFonts w:ascii="Courier New" w:cs="Courier New" w:eastAsia="Courier New" w:hAnsi="Courier New"/>
-          <w:sz w:val="19"/>
-          <w:szCs w:val="19"/>
-          <w:rtl w:val="0"/>
-        </w:rPr>
-        <w:t xml:space="preserve">  const [data, setData] = useState([]);</w:t>
-      </w:r>
-      <w:r>
-        <w:rPr>
-          <w:rtl w:val="0"/>
-        </w:rPr>
+        <w:t xml:space="preserve">  useEffect(() =&gt; {</w:t>
       </w:r>
     </w:p>
     <w:p>
@@ -393,9 +195,7 @@
         <w:rPr/>
       </w:pPr>
       <w:r>
-        <w:rPr>
-          <w:rtl w:val="0"/>
-        </w:rPr>
+        <w:t xml:space="preserve">    fetch("https://jsonplaceholder.typicode.com/todos")</w:t>
       </w:r>
     </w:p>
     <w:p>
@@ -405,18 +205,7 @@
         <w:rPr/>
       </w:pPr>
       <w:r>
-        <w:rPr>
-          <w:rFonts w:ascii="Courier New" w:cs="Courier New" w:eastAsia="Courier New" w:hAnsi="Courier New"/>
-          <w:sz w:val="19"/>
-          <w:szCs w:val="19"/>
-          <w:rtl w:val="0"/>
-        </w:rPr>
-        <w:t xml:space="preserve">  useEffect(() =&gt; {</w:t>
-      </w:r>
-      <w:r>
-        <w:rPr>
-          <w:rtl w:val="0"/>
-        </w:rPr>
+        <w:t xml:space="preserve">      .then((res) =&gt; res.json())</w:t>
       </w:r>
     </w:p>
     <w:p>
@@ -426,18 +215,7 @@
         <w:rPr/>
       </w:pPr>
       <w:r>
-        <w:rPr>
-          <w:rFonts w:ascii="Courier New" w:cs="Courier New" w:eastAsia="Courier New" w:hAnsi="Courier New"/>
-          <w:sz w:val="19"/>
-          <w:szCs w:val="19"/>
-          <w:rtl w:val="0"/>
-        </w:rPr>
-        <w:t xml:space="preserve">    fetch("https://jsonplaceholder.typicode.com/todos")</w:t>
-      </w:r>
-      <w:r>
-        <w:rPr>
-          <w:rtl w:val="0"/>
-        </w:rPr>
+        <w:t xml:space="preserve">      .then((data) =&gt; setData(data));</w:t>
       </w:r>
     </w:p>
     <w:p>
@@ -447,18 +225,7 @@
         <w:rPr/>
       </w:pPr>
       <w:r>
-        <w:rPr>
-          <w:rFonts w:ascii="Courier New" w:cs="Courier New" w:eastAsia="Courier New" w:hAnsi="Courier New"/>
-          <w:sz w:val="19"/>
-          <w:szCs w:val="19"/>
-          <w:rtl w:val="0"/>
-        </w:rPr>
-        <w:t xml:space="preserve">      .then((res) =&gt; res.json())</w:t>
-      </w:r>
-      <w:r>
-        <w:rPr>
-          <w:rtl w:val="0"/>
-        </w:rPr>
+        <w:t xml:space="preserve">  }, []);</w:t>
       </w:r>
     </w:p>
     <w:p>
@@ -467,19 +234,16 @@
         <w:jc w:val="both"/>
         <w:rPr/>
       </w:pPr>
+      <w:r/>
+    </w:p>
+    <w:p>
+      <w:pPr>
+        <w:spacing w:after="0" w:before="0" w:lineRule="auto"/>
+        <w:jc w:val="both"/>
+        <w:rPr/>
+      </w:pPr>
       <w:r>
-        <w:rPr>
-          <w:rFonts w:ascii="Courier New" w:cs="Courier New" w:eastAsia="Courier New" w:hAnsi="Courier New"/>
-          <w:sz w:val="19"/>
-          <w:szCs w:val="19"/>
-          <w:rtl w:val="0"/>
-        </w:rPr>
-        <w:t xml:space="preserve">      .then((data) =&gt; setData(data));</w:t>
-      </w:r>
-      <w:r>
-        <w:rPr>
-          <w:rtl w:val="0"/>
-        </w:rPr>
+        <w:t xml:space="preserve">  return (</w:t>
       </w:r>
     </w:p>
     <w:p>
@@ -489,18 +253,7 @@
         <w:rPr/>
       </w:pPr>
       <w:r>
-        <w:rPr>
-          <w:rFonts w:ascii="Courier New" w:cs="Courier New" w:eastAsia="Courier New" w:hAnsi="Courier New"/>
-          <w:sz w:val="19"/>
-          <w:szCs w:val="19"/>
-          <w:rtl w:val="0"/>
-        </w:rPr>
-        <w:t xml:space="preserve">  }, []);</w:t>
-      </w:r>
-      <w:r>
-        <w:rPr>
-          <w:rtl w:val="0"/>
-        </w:rPr>
+        <w:t xml:space="preserve">    &lt;div className="container mt-4"&gt;</w:t>
       </w:r>
     </w:p>
     <w:p>
@@ -510,9 +263,7 @@
         <w:rPr/>
       </w:pPr>
       <w:r>
-        <w:rPr>
-          <w:rtl w:val="0"/>
-        </w:rPr>
+        <w:t xml:space="preserve">      {data &amp;&amp;</w:t>
       </w:r>
     </w:p>
     <w:p>
@@ -522,18 +273,7 @@
         <w:rPr/>
       </w:pPr>
       <w:r>
-        <w:rPr>
-          <w:rFonts w:ascii="Courier New" w:cs="Courier New" w:eastAsia="Courier New" w:hAnsi="Courier New"/>
-          <w:sz w:val="19"/>
-          <w:szCs w:val="19"/>
-          <w:rtl w:val="0"/>
-        </w:rPr>
-        <w:t xml:space="preserve">  return (</w:t>
-      </w:r>
-      <w:r>
-        <w:rPr>
-          <w:rtl w:val="0"/>
-        </w:rPr>
+        <w:t xml:space="preserve">        data.map((item) =&gt; {</w:t>
       </w:r>
     </w:p>
     <w:p>
@@ -543,18 +283,7 @@
         <w:rPr/>
       </w:pPr>
       <w:r>
-        <w:rPr>
-          <w:rFonts w:ascii="Courier New" w:cs="Courier New" w:eastAsia="Courier New" w:hAnsi="Courier New"/>
-          <w:sz w:val="19"/>
-          <w:szCs w:val="19"/>
-          <w:rtl w:val="0"/>
-        </w:rPr>
-        <w:t xml:space="preserve">    &lt;div className="container mt-4"&gt;</w:t>
-      </w:r>
-      <w:r>
-        <w:rPr>
-          <w:rtl w:val="0"/>
-        </w:rPr>
+        <w:t xml:space="preserve">          return &lt;p&gt;{item.id} : {item.title} : {item.completed}&lt;/p&gt;;</w:t>
       </w:r>
     </w:p>
     <w:p>
@@ -564,18 +293,7 @@
         <w:rPr/>
       </w:pPr>
       <w:r>
-        <w:rPr>
-          <w:rFonts w:ascii="Courier New" w:cs="Courier New" w:eastAsia="Courier New" w:hAnsi="Courier New"/>
-          <w:sz w:val="19"/>
-          <w:szCs w:val="19"/>
-          <w:rtl w:val="0"/>
-        </w:rPr>
-        <w:t xml:space="preserve">      {data &amp;&amp;</w:t>
-      </w:r>
-      <w:r>
-        <w:rPr>
-          <w:rtl w:val="0"/>
-        </w:rPr>
+        <w:t xml:space="preserve">        })}</w:t>
       </w:r>
     </w:p>
     <w:p>
@@ -585,18 +303,7 @@
         <w:rPr/>
       </w:pPr>
       <w:r>
-        <w:rPr>
-          <w:rFonts w:ascii="Courier New" w:cs="Courier New" w:eastAsia="Courier New" w:hAnsi="Courier New"/>
-          <w:sz w:val="19"/>
-          <w:szCs w:val="19"/>
-          <w:rtl w:val="0"/>
-        </w:rPr>
-        <w:t xml:space="preserve">        data.map((item) =&gt; {</w:t>
-      </w:r>
-      <w:r>
-        <w:rPr>
-          <w:rtl w:val="0"/>
-        </w:rPr>
+        <w:t xml:space="preserve">    &lt;/div&gt;</w:t>
       </w:r>
     </w:p>
     <w:p>
@@ -606,18 +313,7 @@
         <w:rPr/>
       </w:pPr>
       <w:r>
-        <w:rPr>
-          <w:rFonts w:ascii="Courier New" w:cs="Courier New" w:eastAsia="Courier New" w:hAnsi="Courier New"/>
-          <w:sz w:val="19"/>
-          <w:szCs w:val="19"/>
-          <w:rtl w:val="0"/>
-        </w:rPr>
-        <w:t xml:space="preserve">          return &lt;p&gt;{item.id} : {item.title} : {item.completed}&lt;/p&gt;;</w:t>
-      </w:r>
-      <w:r>
-        <w:rPr>
-          <w:rtl w:val="0"/>
-        </w:rPr>
+        <w:t xml:space="preserve">  );</w:t>
       </w:r>
     </w:p>
     <w:p>
@@ -627,18 +323,7 @@
         <w:rPr/>
       </w:pPr>
       <w:r>
-        <w:rPr>
-          <w:rFonts w:ascii="Courier New" w:cs="Courier New" w:eastAsia="Courier New" w:hAnsi="Courier New"/>
-          <w:sz w:val="19"/>
-          <w:szCs w:val="19"/>
-          <w:rtl w:val="0"/>
-        </w:rPr>
-        <w:t xml:space="preserve">        })}</w:t>
-      </w:r>
-      <w:r>
-        <w:rPr>
-          <w:rtl w:val="0"/>
-        </w:rPr>
+        <w:t>}</w:t>
       </w:r>
     </w:p>
     <w:p>
@@ -647,40 +332,42 @@
         <w:jc w:val="both"/>
         <w:rPr/>
       </w:pPr>
+      <w:r/>
+    </w:p>
+    <w:p>
+      <w:pPr>
+        <w:spacing w:after="0" w:before="0" w:lineRule="auto"/>
+        <w:jc w:val="both"/>
+        <w:rPr/>
+      </w:pPr>
       <w:r>
-        <w:rPr>
-          <w:rFonts w:ascii="Courier New" w:cs="Courier New" w:eastAsia="Courier New" w:hAnsi="Courier New"/>
-          <w:sz w:val="19"/>
-          <w:szCs w:val="19"/>
-          <w:rtl w:val="0"/>
-        </w:rPr>
-        <w:t xml:space="preserve">    &lt;/div&gt;</w:t>
-      </w:r>
-      <w:r>
-        <w:rPr>
-          <w:rtl w:val="0"/>
-        </w:rPr>
+        <w:t>export default App;</w:t>
       </w:r>
     </w:p>
     <w:p>
       <w:pPr>
+        <w:rPr/>
+      </w:pPr>
+      <w:r/>
+    </w:p>
+    <w:p>
+      <w:pPr>
+        <w:pStyle w:val="Heading3"/>
+        <w:jc w:val="both"/>
+        <w:rPr/>
+      </w:pPr>
+      <w:r>
+        <w:t>Code 2: Fetching Users from an API</w:t>
+      </w:r>
+    </w:p>
+    <w:p>
+      <w:pPr>
         <w:spacing w:after="0" w:before="0" w:lineRule="auto"/>
         <w:jc w:val="both"/>
         <w:rPr/>
       </w:pPr>
       <w:r>
-        <w:rPr>
-          <w:rFonts w:ascii="Courier New" w:cs="Courier New" w:eastAsia="Courier New" w:hAnsi="Courier New"/>
-          <w:sz w:val="19"/>
-          <w:szCs w:val="19"/>
-          <w:rtl w:val="0"/>
-        </w:rPr>
-        <w:t xml:space="preserve">  );</w:t>
-      </w:r>
-      <w:r>
-        <w:rPr>
-          <w:rtl w:val="0"/>
-        </w:rPr>
+        <w:t>This example fetches user data from a REST API, stores the response in the users state, and renders each user's name dynamically using map().</w:t>
       </w:r>
     </w:p>
     <w:p>
@@ -690,18 +377,7 @@
         <w:rPr/>
       </w:pPr>
       <w:r>
-        <w:rPr>
-          <w:rFonts w:ascii="Courier New" w:cs="Courier New" w:eastAsia="Courier New" w:hAnsi="Courier New"/>
-          <w:sz w:val="19"/>
-          <w:szCs w:val="19"/>
-          <w:rtl w:val="0"/>
-        </w:rPr>
-        <w:t xml:space="preserve">}</w:t>
-      </w:r>
-      <w:r>
-        <w:rPr>
-          <w:rtl w:val="0"/>
-        </w:rPr>
+        <w:t>import { useEffect, useState } from "react";</w:t>
       </w:r>
     </w:p>
     <w:p>
@@ -710,10 +386,16 @@
         <w:jc w:val="both"/>
         <w:rPr/>
       </w:pPr>
+      <w:r/>
+    </w:p>
+    <w:p>
+      <w:pPr>
+        <w:spacing w:after="0" w:before="0" w:lineRule="auto"/>
+        <w:jc w:val="both"/>
+        <w:rPr/>
+      </w:pPr>
       <w:r>
-        <w:rPr>
-          <w:rtl w:val="0"/>
-        </w:rPr>
+        <w:t>function App() {</w:t>
       </w:r>
     </w:p>
     <w:p>
@@ -723,56 +405,239 @@
         <w:rPr/>
       </w:pPr>
       <w:r>
-        <w:rPr>
-          <w:rFonts w:ascii="Courier New" w:cs="Courier New" w:eastAsia="Courier New" w:hAnsi="Courier New"/>
-          <w:sz w:val="19"/>
-          <w:szCs w:val="19"/>
-          <w:rtl w:val="0"/>
-        </w:rPr>
-        <w:t xml:space="preserve">export default App;</w:t>
-      </w:r>
-      <w:r>
-        <w:rPr>
-          <w:rtl w:val="0"/>
-        </w:rPr>
+        <w:t xml:space="preserve">  const [users, setUsers] = useState([]);</w:t>
       </w:r>
     </w:p>
     <w:p>
       <w:pPr>
+        <w:spacing w:after="0" w:before="0" w:lineRule="auto"/>
+        <w:jc w:val="both"/>
         <w:rPr/>
       </w:pPr>
+      <w:r/>
+    </w:p>
+    <w:p>
+      <w:pPr>
+        <w:spacing w:after="0" w:before="0" w:lineRule="auto"/>
+        <w:jc w:val="both"/>
+        <w:rPr/>
+      </w:pPr>
       <w:r>
-        <w:br w:type="page"/>
-      </w:r>
-      <w:r>
-        <w:rPr>
-          <w:rtl w:val="0"/>
-        </w:rPr>
+        <w:t xml:space="preserve">  useEffect(() =&gt; {</w:t>
       </w:r>
     </w:p>
     <w:p>
       <w:pPr>
+        <w:spacing w:after="0" w:before="0" w:lineRule="auto"/>
+        <w:jc w:val="both"/>
+        <w:rPr/>
+      </w:pPr>
+      <w:r>
+        <w:t xml:space="preserve">    fetch("https://jsonplaceholder.typicode.com/users")</w:t>
+      </w:r>
+    </w:p>
+    <w:p>
+      <w:pPr>
+        <w:spacing w:after="0" w:before="0" w:lineRule="auto"/>
+        <w:jc w:val="both"/>
+        <w:rPr/>
+      </w:pPr>
+      <w:r>
+        <w:t xml:space="preserve">      .then(response =&gt; response.json())</w:t>
+      </w:r>
+    </w:p>
+    <w:p>
+      <w:pPr>
+        <w:spacing w:after="0" w:before="0" w:lineRule="auto"/>
+        <w:jc w:val="both"/>
+        <w:rPr/>
+      </w:pPr>
+      <w:r>
+        <w:t xml:space="preserve">      .then(data =&gt; {</w:t>
+      </w:r>
+    </w:p>
+    <w:p>
+      <w:pPr>
+        <w:spacing w:after="0" w:before="0" w:lineRule="auto"/>
+        <w:jc w:val="both"/>
+        <w:rPr/>
+      </w:pPr>
+      <w:r>
+        <w:t xml:space="preserve">        setUsers(data);</w:t>
+      </w:r>
+    </w:p>
+    <w:p>
+      <w:pPr>
+        <w:spacing w:after="0" w:before="0" w:lineRule="auto"/>
+        <w:jc w:val="both"/>
+        <w:rPr/>
+      </w:pPr>
+      <w:r>
+        <w:t xml:space="preserve">      });</w:t>
+      </w:r>
+    </w:p>
+    <w:p>
+      <w:pPr>
+        <w:spacing w:after="0" w:before="0" w:lineRule="auto"/>
+        <w:jc w:val="both"/>
+        <w:rPr/>
+      </w:pPr>
+      <w:r>
+        <w:t xml:space="preserve">  }, []);</w:t>
+      </w:r>
+    </w:p>
+    <w:p>
+      <w:pPr>
+        <w:spacing w:after="0" w:before="0" w:lineRule="auto"/>
+        <w:jc w:val="both"/>
+        <w:rPr/>
+      </w:pPr>
+      <w:r/>
+    </w:p>
+    <w:p>
+      <w:pPr>
+        <w:spacing w:after="0" w:before="0" w:lineRule="auto"/>
+        <w:jc w:val="both"/>
+        <w:rPr/>
+      </w:pPr>
+      <w:r>
+        <w:t xml:space="preserve">  return (</w:t>
+      </w:r>
+    </w:p>
+    <w:p>
+      <w:pPr>
+        <w:spacing w:after="0" w:before="0" w:lineRule="auto"/>
+        <w:jc w:val="both"/>
+        <w:rPr/>
+      </w:pPr>
+      <w:r>
+        <w:t xml:space="preserve">    &lt;div&gt;</w:t>
+      </w:r>
+    </w:p>
+    <w:p>
+      <w:pPr>
+        <w:spacing w:after="0" w:before="0" w:lineRule="auto"/>
+        <w:jc w:val="both"/>
+        <w:rPr/>
+      </w:pPr>
+      <w:r>
+        <w:t xml:space="preserve">      &lt;h1&gt;Users&lt;/h1&gt;</w:t>
+      </w:r>
+    </w:p>
+    <w:p>
+      <w:pPr>
+        <w:spacing w:after="0" w:before="0" w:lineRule="auto"/>
+        <w:jc w:val="both"/>
+        <w:rPr/>
+      </w:pPr>
+      <w:r/>
+    </w:p>
+    <w:p>
+      <w:pPr>
+        <w:spacing w:after="0" w:before="0" w:lineRule="auto"/>
+        <w:jc w:val="both"/>
+        <w:rPr/>
+      </w:pPr>
+      <w:r>
+        <w:t xml:space="preserve">      {users.map(user =&gt; (</w:t>
+      </w:r>
+    </w:p>
+    <w:p>
+      <w:pPr>
+        <w:spacing w:after="0" w:before="0" w:lineRule="auto"/>
+        <w:jc w:val="both"/>
+        <w:rPr/>
+      </w:pPr>
+      <w:r>
+        <w:t xml:space="preserve">        &lt;p key={user.id}&gt;</w:t>
+      </w:r>
+    </w:p>
+    <w:p>
+      <w:pPr>
+        <w:spacing w:after="0" w:before="0" w:lineRule="auto"/>
+        <w:jc w:val="both"/>
+        <w:rPr/>
+      </w:pPr>
+      <w:r>
+        <w:t xml:space="preserve">          {user.name}</w:t>
+      </w:r>
+    </w:p>
+    <w:p>
+      <w:pPr>
+        <w:spacing w:after="0" w:before="0" w:lineRule="auto"/>
+        <w:jc w:val="both"/>
+        <w:rPr/>
+      </w:pPr>
+      <w:r>
+        <w:t xml:space="preserve">        &lt;/p&gt;</w:t>
+      </w:r>
+    </w:p>
+    <w:p>
+      <w:pPr>
+        <w:spacing w:after="0" w:before="0" w:lineRule="auto"/>
+        <w:jc w:val="both"/>
+        <w:rPr/>
+      </w:pPr>
+      <w:r>
+        <w:t xml:space="preserve">      ))}</w:t>
+      </w:r>
+    </w:p>
+    <w:p>
+      <w:pPr>
+        <w:spacing w:after="0" w:before="0" w:lineRule="auto"/>
+        <w:jc w:val="both"/>
+        <w:rPr/>
+      </w:pPr>
+      <w:r>
+        <w:t xml:space="preserve">    &lt;/div&gt;</w:t>
+      </w:r>
+    </w:p>
+    <w:p>
+      <w:pPr>
+        <w:spacing w:after="0" w:before="0" w:lineRule="auto"/>
+        <w:jc w:val="both"/>
+        <w:rPr/>
+      </w:pPr>
+      <w:r>
+        <w:t xml:space="preserve">  );</w:t>
+      </w:r>
+    </w:p>
+    <w:p>
+      <w:pPr>
+        <w:spacing w:after="0" w:before="0" w:lineRule="auto"/>
+        <w:jc w:val="both"/>
+        <w:rPr/>
+      </w:pPr>
+      <w:r>
+        <w:t>}</w:t>
+      </w:r>
+    </w:p>
+    <w:p>
+      <w:pPr>
+        <w:spacing w:after="0" w:before="0" w:lineRule="auto"/>
+        <w:jc w:val="both"/>
+        <w:rPr/>
+      </w:pPr>
+      <w:r/>
+    </w:p>
+    <w:p>
+      <w:pPr>
+        <w:spacing w:after="0" w:before="0" w:lineRule="auto"/>
+        <w:jc w:val="both"/>
+        <w:rPr/>
+      </w:pPr>
+      <w:r>
+        <w:t>export default App;</w:t>
+      </w:r>
+    </w:p>
+    <w:p>
+      <w:pPr>
         <w:pStyle w:val="Heading3"/>
         <w:jc w:val="both"/>
         <w:rPr/>
       </w:pPr>
       <w:r>
-        <w:rPr>
-          <w:rFonts w:ascii="Verdana" w:cs="Verdana" w:eastAsia="Verdana" w:hAnsi="Verdana"/>
-          <w:b w:val="1"/>
-          <w:bCs w:val="1"/>
-          <w:color w:val="334155"/>
-          <w:sz w:val="26"/>
-          <w:szCs w:val="26"/>
-          <w:rtl w:val="0"/>
-        </w:rPr>
-        <w:t xml:space="preserve">Code 2: Fetching Users from an API</w:t>
-      </w:r>
-      <w:r>
-        <w:rPr>
-          <w:color w:val="334155"/>
-          <w:rtl w:val="0"/>
-        </w:rPr>
+        <w:t>Simple Fetch Example</w:t>
       </w:r>
     </w:p>
     <w:p>
@@ -782,20 +647,7 @@
         <w:rPr/>
       </w:pPr>
       <w:r>
-        <w:rPr>
-          <w:rFonts w:ascii="Verdana" w:cs="Verdana" w:eastAsia="Verdana" w:hAnsi="Verdana"/>
-          <w:b w:val="0"/>
-          <w:bCs w:val="0"/>
-          <w:sz w:val="24"/>
-          <w:szCs w:val="24"/>
-          <w:rtl w:val="0"/>
-        </w:rPr>
-        <w:t xml:space="preserve">This example fetches user data from a REST API, stores the response in the users state, and renders each user's name dynamically using map().</w:t>
-      </w:r>
-      <w:r>
-        <w:rPr>
-          <w:rtl w:val="0"/>
-        </w:rPr>
+        <w:t>import { useEffect, useState } from "react";</w:t>
       </w:r>
     </w:p>
     <w:p>
@@ -804,19 +656,16 @@
         <w:jc w:val="both"/>
         <w:rPr/>
       </w:pPr>
+      <w:r/>
+    </w:p>
+    <w:p>
+      <w:pPr>
+        <w:spacing w:after="0" w:before="0" w:lineRule="auto"/>
+        <w:jc w:val="both"/>
+        <w:rPr/>
+      </w:pPr>
       <w:r>
-        <w:rPr>
-          <w:rFonts w:ascii="Courier New" w:cs="Courier New" w:eastAsia="Courier New" w:hAnsi="Courier New"/>
-          <w:sz w:val="19"/>
-          <w:szCs w:val="19"/>
-          <w:rtl w:val="0"/>
-        </w:rPr>
-        <w:t xml:space="preserve">import { useEffect, useState } from "react";</w:t>
-      </w:r>
-      <w:r>
-        <w:rPr>
-          <w:rtl w:val="0"/>
-        </w:rPr>
+        <w:t>function App() {</w:t>
       </w:r>
     </w:p>
     <w:p>
@@ -826,9 +675,7 @@
         <w:rPr/>
       </w:pPr>
       <w:r>
-        <w:rPr>
-          <w:rtl w:val="0"/>
-        </w:rPr>
+        <w:t xml:space="preserve">  const [users, setUsers] = useState([]);</w:t>
       </w:r>
     </w:p>
     <w:p>
@@ -837,19 +684,16 @@
         <w:jc w:val="both"/>
         <w:rPr/>
       </w:pPr>
+      <w:r/>
+    </w:p>
+    <w:p>
+      <w:pPr>
+        <w:spacing w:after="0" w:before="0" w:lineRule="auto"/>
+        <w:jc w:val="both"/>
+        <w:rPr/>
+      </w:pPr>
       <w:r>
-        <w:rPr>
-          <w:rFonts w:ascii="Courier New" w:cs="Courier New" w:eastAsia="Courier New" w:hAnsi="Courier New"/>
-          <w:sz w:val="19"/>
-          <w:szCs w:val="19"/>
-          <w:rtl w:val="0"/>
-        </w:rPr>
-        <w:t xml:space="preserve">function App() {</w:t>
-      </w:r>
-      <w:r>
-        <w:rPr>
-          <w:rtl w:val="0"/>
-        </w:rPr>
+        <w:t xml:space="preserve">  useEffect(() =&gt; {</w:t>
       </w:r>
     </w:p>
     <w:p>
@@ -859,18 +703,7 @@
         <w:rPr/>
       </w:pPr>
       <w:r>
-        <w:rPr>
-          <w:rFonts w:ascii="Courier New" w:cs="Courier New" w:eastAsia="Courier New" w:hAnsi="Courier New"/>
-          <w:sz w:val="19"/>
-          <w:szCs w:val="19"/>
-          <w:rtl w:val="0"/>
-        </w:rPr>
-        <w:t xml:space="preserve">  const [users, setUsers] = useState([]);</w:t>
-      </w:r>
-      <w:r>
-        <w:rPr>
-          <w:rtl w:val="0"/>
-        </w:rPr>
+        <w:t xml:space="preserve">    fetch("https://jsonplaceholder.typicode.com/users")</w:t>
       </w:r>
     </w:p>
     <w:p>
@@ -880,9 +713,7 @@
         <w:rPr/>
       </w:pPr>
       <w:r>
-        <w:rPr>
-          <w:rtl w:val="0"/>
-        </w:rPr>
+        <w:t xml:space="preserve">      .then((response) =&gt; response.json())</w:t>
       </w:r>
     </w:p>
     <w:p>
@@ -892,18 +723,7 @@
         <w:rPr/>
       </w:pPr>
       <w:r>
-        <w:rPr>
-          <w:rFonts w:ascii="Courier New" w:cs="Courier New" w:eastAsia="Courier New" w:hAnsi="Courier New"/>
-          <w:sz w:val="19"/>
-          <w:szCs w:val="19"/>
-          <w:rtl w:val="0"/>
-        </w:rPr>
-        <w:t xml:space="preserve">  useEffect(() =&gt; {</w:t>
-      </w:r>
-      <w:r>
-        <w:rPr>
-          <w:rtl w:val="0"/>
-        </w:rPr>
+        <w:t xml:space="preserve">      .then((data) =&gt; {</w:t>
       </w:r>
     </w:p>
     <w:p>
@@ -913,18 +733,7 @@
         <w:rPr/>
       </w:pPr>
       <w:r>
-        <w:rPr>
-          <w:rFonts w:ascii="Courier New" w:cs="Courier New" w:eastAsia="Courier New" w:hAnsi="Courier New"/>
-          <w:sz w:val="19"/>
-          <w:szCs w:val="19"/>
-          <w:rtl w:val="0"/>
-        </w:rPr>
-        <w:t xml:space="preserve">    fetch("https://jsonplaceholder.typicode.com/users")</w:t>
-      </w:r>
-      <w:r>
-        <w:rPr>
-          <w:rtl w:val="0"/>
-        </w:rPr>
+        <w:t xml:space="preserve">        setUsers(data);</w:t>
       </w:r>
     </w:p>
     <w:p>
@@ -934,18 +743,7 @@
         <w:rPr/>
       </w:pPr>
       <w:r>
-        <w:rPr>
-          <w:rFonts w:ascii="Courier New" w:cs="Courier New" w:eastAsia="Courier New" w:hAnsi="Courier New"/>
-          <w:sz w:val="19"/>
-          <w:szCs w:val="19"/>
-          <w:rtl w:val="0"/>
-        </w:rPr>
-        <w:t xml:space="preserve">      .then(response =&gt; response.json())</w:t>
-      </w:r>
-      <w:r>
-        <w:rPr>
-          <w:rtl w:val="0"/>
-        </w:rPr>
+        <w:t xml:space="preserve">      })</w:t>
       </w:r>
     </w:p>
     <w:p>
@@ -955,18 +753,7 @@
         <w:rPr/>
       </w:pPr>
       <w:r>
-        <w:rPr>
-          <w:rFonts w:ascii="Courier New" w:cs="Courier New" w:eastAsia="Courier New" w:hAnsi="Courier New"/>
-          <w:sz w:val="19"/>
-          <w:szCs w:val="19"/>
-          <w:rtl w:val="0"/>
-        </w:rPr>
-        <w:t xml:space="preserve">      .then(data =&gt; {</w:t>
-      </w:r>
-      <w:r>
-        <w:rPr>
-          <w:rtl w:val="0"/>
-        </w:rPr>
+        <w:t xml:space="preserve">      .catch((error) =&gt; {</w:t>
       </w:r>
     </w:p>
     <w:p>
@@ -976,18 +763,7 @@
         <w:rPr/>
       </w:pPr>
       <w:r>
-        <w:rPr>
-          <w:rFonts w:ascii="Courier New" w:cs="Courier New" w:eastAsia="Courier New" w:hAnsi="Courier New"/>
-          <w:sz w:val="19"/>
-          <w:szCs w:val="19"/>
-          <w:rtl w:val="0"/>
-        </w:rPr>
-        <w:t xml:space="preserve">        setUsers(data);</w:t>
-      </w:r>
-      <w:r>
-        <w:rPr>
-          <w:rtl w:val="0"/>
-        </w:rPr>
+        <w:t xml:space="preserve">        console.error(error);</w:t>
       </w:r>
     </w:p>
     <w:p>
@@ -997,18 +773,7 @@
         <w:rPr/>
       </w:pPr>
       <w:r>
-        <w:rPr>
-          <w:rFonts w:ascii="Courier New" w:cs="Courier New" w:eastAsia="Courier New" w:hAnsi="Courier New"/>
-          <w:sz w:val="19"/>
-          <w:szCs w:val="19"/>
-          <w:rtl w:val="0"/>
-        </w:rPr>
         <w:t xml:space="preserve">      });</w:t>
-      </w:r>
-      <w:r>
-        <w:rPr>
-          <w:rtl w:val="0"/>
-        </w:rPr>
       </w:r>
     </w:p>
     <w:p>
@@ -1018,18 +783,7 @@
         <w:rPr/>
       </w:pPr>
       <w:r>
-        <w:rPr>
-          <w:rFonts w:ascii="Courier New" w:cs="Courier New" w:eastAsia="Courier New" w:hAnsi="Courier New"/>
-          <w:sz w:val="19"/>
-          <w:szCs w:val="19"/>
-          <w:rtl w:val="0"/>
-        </w:rPr>
         <w:t xml:space="preserve">  }, []);</w:t>
-      </w:r>
-      <w:r>
-        <w:rPr>
-          <w:rtl w:val="0"/>
-        </w:rPr>
       </w:r>
     </w:p>
     <w:p>
@@ -1038,10 +792,16 @@
         <w:jc w:val="both"/>
         <w:rPr/>
       </w:pPr>
+      <w:r/>
+    </w:p>
+    <w:p>
+      <w:pPr>
+        <w:spacing w:after="0" w:before="0" w:lineRule="auto"/>
+        <w:jc w:val="both"/>
+        <w:rPr/>
+      </w:pPr>
       <w:r>
-        <w:rPr>
-          <w:rtl w:val="0"/>
-        </w:rPr>
+        <w:t xml:space="preserve">  return (</w:t>
       </w:r>
     </w:p>
     <w:p>
@@ -1051,18 +811,7 @@
         <w:rPr/>
       </w:pPr>
       <w:r>
-        <w:rPr>
-          <w:rFonts w:ascii="Courier New" w:cs="Courier New" w:eastAsia="Courier New" w:hAnsi="Courier New"/>
-          <w:sz w:val="19"/>
-          <w:szCs w:val="19"/>
-          <w:rtl w:val="0"/>
-        </w:rPr>
-        <w:t xml:space="preserve">  return (</w:t>
-      </w:r>
-      <w:r>
-        <w:rPr>
-          <w:rtl w:val="0"/>
-        </w:rPr>
+        <w:t xml:space="preserve">    &lt;div&gt;</w:t>
       </w:r>
     </w:p>
     <w:p>
@@ -1072,18 +821,7 @@
         <w:rPr/>
       </w:pPr>
       <w:r>
-        <w:rPr>
-          <w:rFonts w:ascii="Courier New" w:cs="Courier New" w:eastAsia="Courier New" w:hAnsi="Courier New"/>
-          <w:sz w:val="19"/>
-          <w:szCs w:val="19"/>
-          <w:rtl w:val="0"/>
-        </w:rPr>
-        <w:t xml:space="preserve">    &lt;div&gt;</w:t>
-      </w:r>
-      <w:r>
-        <w:rPr>
-          <w:rtl w:val="0"/>
-        </w:rPr>
+        <w:t xml:space="preserve">      &lt;h1&gt;User List&lt;/h1&gt;</w:t>
       </w:r>
     </w:p>
     <w:p>
@@ -1093,18 +831,7 @@
         <w:rPr/>
       </w:pPr>
       <w:r>
-        <w:rPr>
-          <w:rFonts w:ascii="Courier New" w:cs="Courier New" w:eastAsia="Courier New" w:hAnsi="Courier New"/>
-          <w:sz w:val="19"/>
-          <w:szCs w:val="19"/>
-          <w:rtl w:val="0"/>
-        </w:rPr>
-        <w:t xml:space="preserve">      &lt;h1&gt;Users&lt;/h1&gt;</w:t>
-      </w:r>
-      <w:r>
-        <w:rPr>
-          <w:rtl w:val="0"/>
-        </w:rPr>
+        <w:t xml:space="preserve">      &lt;ul&gt;</w:t>
       </w:r>
     </w:p>
     <w:p>
@@ -1114,9 +841,7 @@
         <w:rPr/>
       </w:pPr>
       <w:r>
-        <w:rPr>
-          <w:rtl w:val="0"/>
-        </w:rPr>
+        <w:t xml:space="preserve">        {users.map((user) =&gt; (</w:t>
       </w:r>
     </w:p>
     <w:p>
@@ -1126,18 +851,7 @@
         <w:rPr/>
       </w:pPr>
       <w:r>
-        <w:rPr>
-          <w:rFonts w:ascii="Courier New" w:cs="Courier New" w:eastAsia="Courier New" w:hAnsi="Courier New"/>
-          <w:sz w:val="19"/>
-          <w:szCs w:val="19"/>
-          <w:rtl w:val="0"/>
-        </w:rPr>
-        <w:t xml:space="preserve">      {users.map(user =&gt; (</w:t>
-      </w:r>
-      <w:r>
-        <w:rPr>
-          <w:rtl w:val="0"/>
-        </w:rPr>
+        <w:t xml:space="preserve">          &lt;li key={user.id}&gt;</w:t>
       </w:r>
     </w:p>
     <w:p>
@@ -1147,18 +861,7 @@
         <w:rPr/>
       </w:pPr>
       <w:r>
-        <w:rPr>
-          <w:rFonts w:ascii="Courier New" w:cs="Courier New" w:eastAsia="Courier New" w:hAnsi="Courier New"/>
-          <w:sz w:val="19"/>
-          <w:szCs w:val="19"/>
-          <w:rtl w:val="0"/>
-        </w:rPr>
-        <w:t xml:space="preserve">        &lt;p key={user.id}&gt;</w:t>
-      </w:r>
-      <w:r>
-        <w:rPr>
-          <w:rtl w:val="0"/>
-        </w:rPr>
+        <w:t xml:space="preserve">            {user.name} - {user.email}</w:t>
       </w:r>
     </w:p>
     <w:p>
@@ -1168,18 +871,7 @@
         <w:rPr/>
       </w:pPr>
       <w:r>
-        <w:rPr>
-          <w:rFonts w:ascii="Courier New" w:cs="Courier New" w:eastAsia="Courier New" w:hAnsi="Courier New"/>
-          <w:sz w:val="19"/>
-          <w:szCs w:val="19"/>
-          <w:rtl w:val="0"/>
-        </w:rPr>
-        <w:t xml:space="preserve">          {user.name}</w:t>
-      </w:r>
-      <w:r>
-        <w:rPr>
-          <w:rtl w:val="0"/>
-        </w:rPr>
+        <w:t xml:space="preserve">          &lt;/li&gt;</w:t>
       </w:r>
     </w:p>
     <w:p>
@@ -1189,18 +881,7 @@
         <w:rPr/>
       </w:pPr>
       <w:r>
-        <w:rPr>
-          <w:rFonts w:ascii="Courier New" w:cs="Courier New" w:eastAsia="Courier New" w:hAnsi="Courier New"/>
-          <w:sz w:val="19"/>
-          <w:szCs w:val="19"/>
-          <w:rtl w:val="0"/>
-        </w:rPr>
-        <w:t xml:space="preserve">        &lt;/p&gt;</w:t>
-      </w:r>
-      <w:r>
-        <w:rPr>
-          <w:rtl w:val="0"/>
-        </w:rPr>
+        <w:t xml:space="preserve">        ))}</w:t>
       </w:r>
     </w:p>
     <w:p>
@@ -1210,18 +891,7 @@
         <w:rPr/>
       </w:pPr>
       <w:r>
-        <w:rPr>
-          <w:rFonts w:ascii="Courier New" w:cs="Courier New" w:eastAsia="Courier New" w:hAnsi="Courier New"/>
-          <w:sz w:val="19"/>
-          <w:szCs w:val="19"/>
-          <w:rtl w:val="0"/>
-        </w:rPr>
-        <w:t xml:space="preserve">      ))}</w:t>
-      </w:r>
-      <w:r>
-        <w:rPr>
-          <w:rtl w:val="0"/>
-        </w:rPr>
+        <w:t xml:space="preserve">      &lt;/ul&gt;</w:t>
       </w:r>
     </w:p>
     <w:p>
@@ -1231,18 +901,7 @@
         <w:rPr/>
       </w:pPr>
       <w:r>
-        <w:rPr>
-          <w:rFonts w:ascii="Courier New" w:cs="Courier New" w:eastAsia="Courier New" w:hAnsi="Courier New"/>
-          <w:sz w:val="19"/>
-          <w:szCs w:val="19"/>
-          <w:rtl w:val="0"/>
-        </w:rPr>
         <w:t xml:space="preserve">    &lt;/div&gt;</w:t>
-      </w:r>
-      <w:r>
-        <w:rPr>
-          <w:rtl w:val="0"/>
-        </w:rPr>
       </w:r>
     </w:p>
     <w:p>
@@ -1252,18 +911,7 @@
         <w:rPr/>
       </w:pPr>
       <w:r>
-        <w:rPr>
-          <w:rFonts w:ascii="Courier New" w:cs="Courier New" w:eastAsia="Courier New" w:hAnsi="Courier New"/>
-          <w:sz w:val="19"/>
-          <w:szCs w:val="19"/>
-          <w:rtl w:val="0"/>
-        </w:rPr>
         <w:t xml:space="preserve">  );</w:t>
-      </w:r>
-      <w:r>
-        <w:rPr>
-          <w:rtl w:val="0"/>
-        </w:rPr>
       </w:r>
     </w:p>
     <w:p>
@@ -1273,18 +921,7 @@
         <w:rPr/>
       </w:pPr>
       <w:r>
-        <w:rPr>
-          <w:rFonts w:ascii="Courier New" w:cs="Courier New" w:eastAsia="Courier New" w:hAnsi="Courier New"/>
-          <w:sz w:val="19"/>
-          <w:szCs w:val="19"/>
-          <w:rtl w:val="0"/>
-        </w:rPr>
-        <w:t xml:space="preserve">}</w:t>
-      </w:r>
-      <w:r>
-        <w:rPr>
-          <w:rtl w:val="0"/>
-        </w:rPr>
+        <w:t>}</w:t>
       </w:r>
     </w:p>
     <w:p>
@@ -1293,56 +930,152 @@
         <w:jc w:val="both"/>
         <w:rPr/>
       </w:pPr>
+      <w:r/>
+    </w:p>
+    <w:p>
+      <w:pPr>
+        <w:spacing w:after="0" w:before="0" w:lineRule="auto"/>
+        <w:jc w:val="both"/>
+        <w:rPr/>
+      </w:pPr>
       <w:r>
-        <w:rPr>
-          <w:rtl w:val="0"/>
-        </w:rPr>
+        <w:t>export default App;</w:t>
       </w:r>
     </w:p>
     <w:p>
       <w:pPr>
+        <w:pStyle w:val="Heading3"/>
+        <w:jc w:val="both"/>
+        <w:rPr/>
+      </w:pPr>
+      <w:r>
+        <w:t>Simple async/await Example</w:t>
+      </w:r>
+    </w:p>
+    <w:p>
+      <w:pPr>
         <w:spacing w:after="0" w:before="0" w:lineRule="auto"/>
         <w:jc w:val="both"/>
         <w:rPr/>
       </w:pPr>
       <w:r>
-        <w:rPr>
-          <w:rFonts w:ascii="Courier New" w:cs="Courier New" w:eastAsia="Courier New" w:hAnsi="Courier New"/>
-          <w:sz w:val="19"/>
-          <w:szCs w:val="19"/>
-          <w:rtl w:val="0"/>
-        </w:rPr>
-        <w:t xml:space="preserve">export default App;</w:t>
-      </w:r>
-      <w:r>
-        <w:rPr>
-          <w:rtl w:val="0"/>
-        </w:rPr>
+        <w:t>useEffect(() =&gt; {</w:t>
       </w:r>
     </w:p>
     <w:p>
       <w:pPr>
+        <w:spacing w:after="0" w:before="0" w:lineRule="auto"/>
+        <w:jc w:val="both"/>
+        <w:rPr/>
+      </w:pPr>
+      <w:r>
+        <w:t xml:space="preserve">  async function fetchUsers() {</w:t>
+      </w:r>
+    </w:p>
+    <w:p>
+      <w:pPr>
+        <w:spacing w:after="0" w:before="0" w:lineRule="auto"/>
+        <w:jc w:val="both"/>
+        <w:rPr/>
+      </w:pPr>
+      <w:r>
+        <w:t xml:space="preserve">    const response = await fetch(</w:t>
+      </w:r>
+    </w:p>
+    <w:p>
+      <w:pPr>
+        <w:spacing w:after="0" w:before="0" w:lineRule="auto"/>
+        <w:jc w:val="both"/>
+        <w:rPr/>
+      </w:pPr>
+      <w:r>
+        <w:t xml:space="preserve">      "https://jsonplaceholder.typicode.com/users"</w:t>
+      </w:r>
+    </w:p>
+    <w:p>
+      <w:pPr>
+        <w:spacing w:after="0" w:before="0" w:lineRule="auto"/>
+        <w:jc w:val="both"/>
+        <w:rPr/>
+      </w:pPr>
+      <w:r>
+        <w:t xml:space="preserve">    );</w:t>
+      </w:r>
+    </w:p>
+    <w:p>
+      <w:pPr>
+        <w:spacing w:after="0" w:before="0" w:lineRule="auto"/>
+        <w:jc w:val="both"/>
+        <w:rPr/>
+      </w:pPr>
+      <w:r/>
+    </w:p>
+    <w:p>
+      <w:pPr>
+        <w:spacing w:after="0" w:before="0" w:lineRule="auto"/>
+        <w:jc w:val="both"/>
+        <w:rPr/>
+      </w:pPr>
+      <w:r>
+        <w:t xml:space="preserve">    const data = await response.json();</w:t>
+      </w:r>
+    </w:p>
+    <w:p>
+      <w:pPr>
+        <w:spacing w:after="0" w:before="0" w:lineRule="auto"/>
+        <w:jc w:val="both"/>
+        <w:rPr/>
+      </w:pPr>
+      <w:r>
+        <w:t xml:space="preserve">    setUsers(data);</w:t>
+      </w:r>
+    </w:p>
+    <w:p>
+      <w:pPr>
+        <w:spacing w:after="0" w:before="0" w:lineRule="auto"/>
+        <w:jc w:val="both"/>
+        <w:rPr/>
+      </w:pPr>
+      <w:r>
+        <w:t xml:space="preserve">  }</w:t>
+      </w:r>
+    </w:p>
+    <w:p>
+      <w:pPr>
+        <w:spacing w:after="0" w:before="0" w:lineRule="auto"/>
+        <w:jc w:val="both"/>
+        <w:rPr/>
+      </w:pPr>
+      <w:r/>
+    </w:p>
+    <w:p>
+      <w:pPr>
+        <w:spacing w:after="0" w:before="0" w:lineRule="auto"/>
+        <w:jc w:val="both"/>
+        <w:rPr/>
+      </w:pPr>
+      <w:r>
+        <w:t xml:space="preserve">  fetchUsers();</w:t>
+      </w:r>
+    </w:p>
+    <w:p>
+      <w:pPr>
+        <w:spacing w:after="0" w:before="0" w:lineRule="auto"/>
+        <w:jc w:val="both"/>
+        <w:rPr/>
+      </w:pPr>
+      <w:r>
+        <w:t>}, []);</w:t>
+      </w:r>
+    </w:p>
+    <w:p>
+      <w:pPr>
         <w:pStyle w:val="Heading3"/>
         <w:jc w:val="both"/>
         <w:rPr/>
       </w:pPr>
       <w:r>
-        <w:rPr>
-          <w:rFonts w:ascii="Verdana" w:cs="Verdana" w:eastAsia="Verdana" w:hAnsi="Verdana"/>
-          <w:b w:val="1"/>
-          <w:bCs w:val="1"/>
-          <w:color w:val="334155"/>
-          <w:sz w:val="26"/>
-          <w:szCs w:val="26"/>
-          <w:rtl w:val="0"/>
-        </w:rPr>
-        <w:t xml:space="preserve">Simple Fetch Example</w:t>
-      </w:r>
-      <w:r>
-        <w:rPr>
-          <w:color w:val="334155"/>
-          <w:rtl w:val="0"/>
-        </w:rPr>
+        <w:t>Result / Screenshot</w:t>
       </w:r>
     </w:p>
     <w:p>
@@ -1352,1020 +1085,41 @@
         <w:rPr/>
       </w:pPr>
       <w:r>
-        <w:rPr>
-          <w:rFonts w:ascii="Courier New" w:cs="Courier New" w:eastAsia="Courier New" w:hAnsi="Courier New"/>
-          <w:sz w:val="19"/>
-          <w:szCs w:val="19"/>
-          <w:rtl w:val="0"/>
-        </w:rPr>
-        <w:t xml:space="preserve">import { useEffect, useState } from "react";</w:t>
-      </w:r>
-      <w:r>
-        <w:rPr>
-          <w:rtl w:val="0"/>
-        </w:rPr>
+        <w:t>The API data is successfully fetched and rendered dynamically in the React application. The following screenshot represents the user list displayed after receiving JSON data from the REST API.</w:t>
       </w:r>
     </w:p>
     <w:p>
       <w:pPr>
+        <w:jc w:val="center"/>
+        <w:rPr/>
+      </w:pPr>
+      <w:r/>
+    </w:p>
+    <w:p>
+      <w:pPr>
+        <w:pStyle w:val="Heading3"/>
+        <w:jc w:val="both"/>
+        <w:rPr/>
+      </w:pPr>
+      <w:r>
+        <w:t>Conclusion</w:t>
+      </w:r>
+    </w:p>
+    <w:p>
+      <w:pPr>
         <w:spacing w:after="0" w:before="0" w:lineRule="auto"/>
         <w:jc w:val="both"/>
         <w:rPr/>
       </w:pPr>
       <w:r>
-        <w:rPr>
-          <w:rtl w:val="0"/>
-        </w:rPr>
-      </w:r>
-    </w:p>
-    <w:p>
-      <w:pPr>
-        <w:spacing w:after="0" w:before="0" w:lineRule="auto"/>
-        <w:jc w:val="both"/>
-        <w:rPr/>
-      </w:pPr>
-      <w:r>
-        <w:rPr>
-          <w:rFonts w:ascii="Courier New" w:cs="Courier New" w:eastAsia="Courier New" w:hAnsi="Courier New"/>
-          <w:sz w:val="19"/>
-          <w:szCs w:val="19"/>
-          <w:rtl w:val="0"/>
-        </w:rPr>
-        <w:t xml:space="preserve">function App() {</w:t>
-      </w:r>
-      <w:r>
-        <w:rPr>
-          <w:rtl w:val="0"/>
-        </w:rPr>
-      </w:r>
-    </w:p>
-    <w:p>
-      <w:pPr>
-        <w:spacing w:after="0" w:before="0" w:lineRule="auto"/>
-        <w:jc w:val="both"/>
-        <w:rPr/>
-      </w:pPr>
-      <w:r>
-        <w:rPr>
-          <w:rFonts w:ascii="Courier New" w:cs="Courier New" w:eastAsia="Courier New" w:hAnsi="Courier New"/>
-          <w:sz w:val="19"/>
-          <w:szCs w:val="19"/>
-          <w:rtl w:val="0"/>
-        </w:rPr>
-        <w:t xml:space="preserve">  const [users, setUsers] = useState([]);</w:t>
-      </w:r>
-      <w:r>
-        <w:rPr>
-          <w:rtl w:val="0"/>
-        </w:rPr>
-      </w:r>
-    </w:p>
-    <w:p>
-      <w:pPr>
-        <w:spacing w:after="0" w:before="0" w:lineRule="auto"/>
-        <w:jc w:val="both"/>
-        <w:rPr/>
-      </w:pPr>
-      <w:r>
-        <w:rPr>
-          <w:rtl w:val="0"/>
-        </w:rPr>
-      </w:r>
-    </w:p>
-    <w:p>
-      <w:pPr>
-        <w:spacing w:after="0" w:before="0" w:lineRule="auto"/>
-        <w:jc w:val="both"/>
-        <w:rPr/>
-      </w:pPr>
-      <w:r>
-        <w:rPr>
-          <w:rFonts w:ascii="Courier New" w:cs="Courier New" w:eastAsia="Courier New" w:hAnsi="Courier New"/>
-          <w:sz w:val="19"/>
-          <w:szCs w:val="19"/>
-          <w:rtl w:val="0"/>
-        </w:rPr>
-        <w:t xml:space="preserve">  useEffect(() =&gt; {</w:t>
-      </w:r>
-      <w:r>
-        <w:rPr>
-          <w:rtl w:val="0"/>
-        </w:rPr>
-      </w:r>
-    </w:p>
-    <w:p>
-      <w:pPr>
-        <w:spacing w:after="0" w:before="0" w:lineRule="auto"/>
-        <w:jc w:val="both"/>
-        <w:rPr/>
-      </w:pPr>
-      <w:r>
-        <w:rPr>
-          <w:rFonts w:ascii="Courier New" w:cs="Courier New" w:eastAsia="Courier New" w:hAnsi="Courier New"/>
-          <w:sz w:val="19"/>
-          <w:szCs w:val="19"/>
-          <w:rtl w:val="0"/>
-        </w:rPr>
-        <w:t xml:space="preserve">    fetch("https://jsonplaceholder.typicode.com/users")</w:t>
-      </w:r>
-      <w:r>
-        <w:rPr>
-          <w:rtl w:val="0"/>
-        </w:rPr>
-      </w:r>
-    </w:p>
-    <w:p>
-      <w:pPr>
-        <w:spacing w:after="0" w:before="0" w:lineRule="auto"/>
-        <w:jc w:val="both"/>
-        <w:rPr/>
-      </w:pPr>
-      <w:r>
-        <w:rPr>
-          <w:rFonts w:ascii="Courier New" w:cs="Courier New" w:eastAsia="Courier New" w:hAnsi="Courier New"/>
-          <w:sz w:val="19"/>
-          <w:szCs w:val="19"/>
-          <w:rtl w:val="0"/>
-        </w:rPr>
-        <w:t xml:space="preserve">      .then((response) =&gt; response.json())</w:t>
-      </w:r>
-      <w:r>
-        <w:rPr>
-          <w:rtl w:val="0"/>
-        </w:rPr>
-      </w:r>
-    </w:p>
-    <w:p>
-      <w:pPr>
-        <w:spacing w:after="0" w:before="0" w:lineRule="auto"/>
-        <w:jc w:val="both"/>
-        <w:rPr/>
-      </w:pPr>
-      <w:r>
-        <w:rPr>
-          <w:rFonts w:ascii="Courier New" w:cs="Courier New" w:eastAsia="Courier New" w:hAnsi="Courier New"/>
-          <w:sz w:val="19"/>
-          <w:szCs w:val="19"/>
-          <w:rtl w:val="0"/>
-        </w:rPr>
-        <w:t xml:space="preserve">      .then((data) =&gt; {</w:t>
-      </w:r>
-      <w:r>
-        <w:rPr>
-          <w:rtl w:val="0"/>
-        </w:rPr>
-      </w:r>
-    </w:p>
-    <w:p>
-      <w:pPr>
-        <w:spacing w:after="0" w:before="0" w:lineRule="auto"/>
-        <w:jc w:val="both"/>
-        <w:rPr/>
-      </w:pPr>
-      <w:r>
-        <w:rPr>
-          <w:rFonts w:ascii="Courier New" w:cs="Courier New" w:eastAsia="Courier New" w:hAnsi="Courier New"/>
-          <w:sz w:val="19"/>
-          <w:szCs w:val="19"/>
-          <w:rtl w:val="0"/>
-        </w:rPr>
-        <w:t xml:space="preserve">        setUsers(data);</w:t>
-      </w:r>
-      <w:r>
-        <w:rPr>
-          <w:rtl w:val="0"/>
-        </w:rPr>
-      </w:r>
-    </w:p>
-    <w:p>
-      <w:pPr>
-        <w:spacing w:after="0" w:before="0" w:lineRule="auto"/>
-        <w:jc w:val="both"/>
-        <w:rPr/>
-      </w:pPr>
-      <w:r>
-        <w:rPr>
-          <w:rFonts w:ascii="Courier New" w:cs="Courier New" w:eastAsia="Courier New" w:hAnsi="Courier New"/>
-          <w:sz w:val="19"/>
-          <w:szCs w:val="19"/>
-          <w:rtl w:val="0"/>
-        </w:rPr>
-        <w:t xml:space="preserve">      })</w:t>
-      </w:r>
-      <w:r>
-        <w:rPr>
-          <w:rtl w:val="0"/>
-        </w:rPr>
-      </w:r>
-    </w:p>
-    <w:p>
-      <w:pPr>
-        <w:spacing w:after="0" w:before="0" w:lineRule="auto"/>
-        <w:jc w:val="both"/>
-        <w:rPr/>
-      </w:pPr>
-      <w:r>
-        <w:rPr>
-          <w:rFonts w:ascii="Courier New" w:cs="Courier New" w:eastAsia="Courier New" w:hAnsi="Courier New"/>
-          <w:sz w:val="19"/>
-          <w:szCs w:val="19"/>
-          <w:rtl w:val="0"/>
-        </w:rPr>
-        <w:t xml:space="preserve">      .catch((error) =&gt; {</w:t>
-      </w:r>
-      <w:r>
-        <w:rPr>
-          <w:rtl w:val="0"/>
-        </w:rPr>
-      </w:r>
-    </w:p>
-    <w:p>
-      <w:pPr>
-        <w:spacing w:after="0" w:before="0" w:lineRule="auto"/>
-        <w:jc w:val="both"/>
-        <w:rPr/>
-      </w:pPr>
-      <w:r>
-        <w:rPr>
-          <w:rFonts w:ascii="Courier New" w:cs="Courier New" w:eastAsia="Courier New" w:hAnsi="Courier New"/>
-          <w:sz w:val="19"/>
-          <w:szCs w:val="19"/>
-          <w:rtl w:val="0"/>
-        </w:rPr>
-        <w:t xml:space="preserve">        console.error(error);</w:t>
-      </w:r>
-      <w:r>
-        <w:rPr>
-          <w:rtl w:val="0"/>
-        </w:rPr>
-      </w:r>
-    </w:p>
-    <w:p>
-      <w:pPr>
-        <w:spacing w:after="0" w:before="0" w:lineRule="auto"/>
-        <w:jc w:val="both"/>
-        <w:rPr/>
-      </w:pPr>
-      <w:r>
-        <w:rPr>
-          <w:rFonts w:ascii="Courier New" w:cs="Courier New" w:eastAsia="Courier New" w:hAnsi="Courier New"/>
-          <w:sz w:val="19"/>
-          <w:szCs w:val="19"/>
-          <w:rtl w:val="0"/>
-        </w:rPr>
-        <w:t xml:space="preserve">      });</w:t>
-      </w:r>
-      <w:r>
-        <w:rPr>
-          <w:rtl w:val="0"/>
-        </w:rPr>
-      </w:r>
-    </w:p>
-    <w:p>
-      <w:pPr>
-        <w:spacing w:after="0" w:before="0" w:lineRule="auto"/>
-        <w:jc w:val="both"/>
-        <w:rPr/>
-      </w:pPr>
-      <w:r>
-        <w:rPr>
-          <w:rFonts w:ascii="Courier New" w:cs="Courier New" w:eastAsia="Courier New" w:hAnsi="Courier New"/>
-          <w:sz w:val="19"/>
-          <w:szCs w:val="19"/>
-          <w:rtl w:val="0"/>
-        </w:rPr>
-        <w:t xml:space="preserve">  }, []);</w:t>
-      </w:r>
-      <w:r>
-        <w:rPr>
-          <w:rtl w:val="0"/>
-        </w:rPr>
-      </w:r>
-    </w:p>
-    <w:p>
-      <w:pPr>
-        <w:spacing w:after="0" w:before="0" w:lineRule="auto"/>
-        <w:jc w:val="both"/>
-        <w:rPr/>
-      </w:pPr>
-      <w:r>
-        <w:rPr>
-          <w:rtl w:val="0"/>
-        </w:rPr>
-      </w:r>
-    </w:p>
-    <w:p>
-      <w:pPr>
-        <w:spacing w:after="0" w:before="0" w:lineRule="auto"/>
-        <w:jc w:val="both"/>
-        <w:rPr/>
-      </w:pPr>
-      <w:r>
-        <w:rPr>
-          <w:rFonts w:ascii="Courier New" w:cs="Courier New" w:eastAsia="Courier New" w:hAnsi="Courier New"/>
-          <w:sz w:val="19"/>
-          <w:szCs w:val="19"/>
-          <w:rtl w:val="0"/>
-        </w:rPr>
-        <w:t xml:space="preserve">  return (</w:t>
-      </w:r>
-      <w:r>
-        <w:rPr>
-          <w:rtl w:val="0"/>
-        </w:rPr>
-      </w:r>
-    </w:p>
-    <w:p>
-      <w:pPr>
-        <w:spacing w:after="0" w:before="0" w:lineRule="auto"/>
-        <w:jc w:val="both"/>
-        <w:rPr/>
-      </w:pPr>
-      <w:r>
-        <w:rPr>
-          <w:rFonts w:ascii="Courier New" w:cs="Courier New" w:eastAsia="Courier New" w:hAnsi="Courier New"/>
-          <w:sz w:val="19"/>
-          <w:szCs w:val="19"/>
-          <w:rtl w:val="0"/>
-        </w:rPr>
-        <w:t xml:space="preserve">    &lt;div&gt;</w:t>
-      </w:r>
-      <w:r>
-        <w:rPr>
-          <w:rtl w:val="0"/>
-        </w:rPr>
-      </w:r>
-    </w:p>
-    <w:p>
-      <w:pPr>
-        <w:spacing w:after="0" w:before="0" w:lineRule="auto"/>
-        <w:jc w:val="both"/>
-        <w:rPr/>
-      </w:pPr>
-      <w:r>
-        <w:rPr>
-          <w:rFonts w:ascii="Courier New" w:cs="Courier New" w:eastAsia="Courier New" w:hAnsi="Courier New"/>
-          <w:sz w:val="19"/>
-          <w:szCs w:val="19"/>
-          <w:rtl w:val="0"/>
-        </w:rPr>
-        <w:t xml:space="preserve">      &lt;h1&gt;User List&lt;/h1&gt;</w:t>
-      </w:r>
-      <w:r>
-        <w:rPr>
-          <w:rtl w:val="0"/>
-        </w:rPr>
-      </w:r>
-    </w:p>
-    <w:p>
-      <w:pPr>
-        <w:spacing w:after="0" w:before="0" w:lineRule="auto"/>
-        <w:jc w:val="both"/>
-        <w:rPr/>
-      </w:pPr>
-      <w:r>
-        <w:rPr>
-          <w:rFonts w:ascii="Courier New" w:cs="Courier New" w:eastAsia="Courier New" w:hAnsi="Courier New"/>
-          <w:sz w:val="19"/>
-          <w:szCs w:val="19"/>
-          <w:rtl w:val="0"/>
-        </w:rPr>
-        <w:t xml:space="preserve">      &lt;ul&gt;</w:t>
-      </w:r>
-      <w:r>
-        <w:rPr>
-          <w:rtl w:val="0"/>
-        </w:rPr>
-      </w:r>
-    </w:p>
-    <w:p>
-      <w:pPr>
-        <w:spacing w:after="0" w:before="0" w:lineRule="auto"/>
-        <w:jc w:val="both"/>
-        <w:rPr/>
-      </w:pPr>
-      <w:r>
-        <w:rPr>
-          <w:rFonts w:ascii="Courier New" w:cs="Courier New" w:eastAsia="Courier New" w:hAnsi="Courier New"/>
-          <w:sz w:val="19"/>
-          <w:szCs w:val="19"/>
-          <w:rtl w:val="0"/>
-        </w:rPr>
-        <w:t xml:space="preserve">        {users.map((user) =&gt; (</w:t>
-      </w:r>
-      <w:r>
-        <w:rPr>
-          <w:rtl w:val="0"/>
-        </w:rPr>
-      </w:r>
-    </w:p>
-    <w:p>
-      <w:pPr>
-        <w:spacing w:after="0" w:before="0" w:lineRule="auto"/>
-        <w:jc w:val="both"/>
-        <w:rPr/>
-      </w:pPr>
-      <w:r>
-        <w:rPr>
-          <w:rFonts w:ascii="Courier New" w:cs="Courier New" w:eastAsia="Courier New" w:hAnsi="Courier New"/>
-          <w:sz w:val="19"/>
-          <w:szCs w:val="19"/>
-          <w:rtl w:val="0"/>
-        </w:rPr>
-        <w:t xml:space="preserve">          &lt;li key={user.id}&gt;</w:t>
-      </w:r>
-      <w:r>
-        <w:rPr>
-          <w:rtl w:val="0"/>
-        </w:rPr>
-      </w:r>
-    </w:p>
-    <w:p>
-      <w:pPr>
-        <w:spacing w:after="0" w:before="0" w:lineRule="auto"/>
-        <w:jc w:val="both"/>
-        <w:rPr/>
-      </w:pPr>
-      <w:r>
-        <w:rPr>
-          <w:rFonts w:ascii="Courier New" w:cs="Courier New" w:eastAsia="Courier New" w:hAnsi="Courier New"/>
-          <w:sz w:val="19"/>
-          <w:szCs w:val="19"/>
-          <w:rtl w:val="0"/>
-        </w:rPr>
-        <w:t xml:space="preserve">            {user.name} - {user.email}</w:t>
-      </w:r>
-      <w:r>
-        <w:rPr>
-          <w:rtl w:val="0"/>
-        </w:rPr>
-      </w:r>
-    </w:p>
-    <w:p>
-      <w:pPr>
-        <w:spacing w:after="0" w:before="0" w:lineRule="auto"/>
-        <w:jc w:val="both"/>
-        <w:rPr/>
-      </w:pPr>
-      <w:r>
-        <w:rPr>
-          <w:rFonts w:ascii="Courier New" w:cs="Courier New" w:eastAsia="Courier New" w:hAnsi="Courier New"/>
-          <w:sz w:val="19"/>
-          <w:szCs w:val="19"/>
-          <w:rtl w:val="0"/>
-        </w:rPr>
-        <w:t xml:space="preserve">          &lt;/li&gt;</w:t>
-      </w:r>
-      <w:r>
-        <w:rPr>
-          <w:rtl w:val="0"/>
-        </w:rPr>
-      </w:r>
-    </w:p>
-    <w:p>
-      <w:pPr>
-        <w:spacing w:after="0" w:before="0" w:lineRule="auto"/>
-        <w:jc w:val="both"/>
-        <w:rPr/>
-      </w:pPr>
-      <w:r>
-        <w:rPr>
-          <w:rFonts w:ascii="Courier New" w:cs="Courier New" w:eastAsia="Courier New" w:hAnsi="Courier New"/>
-          <w:sz w:val="19"/>
-          <w:szCs w:val="19"/>
-          <w:rtl w:val="0"/>
-        </w:rPr>
-        <w:t xml:space="preserve">        ))}</w:t>
-      </w:r>
-      <w:r>
-        <w:rPr>
-          <w:rtl w:val="0"/>
-        </w:rPr>
-      </w:r>
-    </w:p>
-    <w:p>
-      <w:pPr>
-        <w:spacing w:after="0" w:before="0" w:lineRule="auto"/>
-        <w:jc w:val="both"/>
-        <w:rPr/>
-      </w:pPr>
-      <w:r>
-        <w:rPr>
-          <w:rFonts w:ascii="Courier New" w:cs="Courier New" w:eastAsia="Courier New" w:hAnsi="Courier New"/>
-          <w:sz w:val="19"/>
-          <w:szCs w:val="19"/>
-          <w:rtl w:val="0"/>
-        </w:rPr>
-        <w:t xml:space="preserve">      &lt;/ul&gt;</w:t>
-      </w:r>
-      <w:r>
-        <w:rPr>
-          <w:rtl w:val="0"/>
-        </w:rPr>
-      </w:r>
-    </w:p>
-    <w:p>
-      <w:pPr>
-        <w:spacing w:after="0" w:before="0" w:lineRule="auto"/>
-        <w:jc w:val="both"/>
-        <w:rPr/>
-      </w:pPr>
-      <w:r>
-        <w:rPr>
-          <w:rFonts w:ascii="Courier New" w:cs="Courier New" w:eastAsia="Courier New" w:hAnsi="Courier New"/>
-          <w:sz w:val="19"/>
-          <w:szCs w:val="19"/>
-          <w:rtl w:val="0"/>
-        </w:rPr>
-        <w:t xml:space="preserve">    &lt;/div&gt;</w:t>
-      </w:r>
-      <w:r>
-        <w:rPr>
-          <w:rtl w:val="0"/>
-        </w:rPr>
-      </w:r>
-    </w:p>
-    <w:p>
-      <w:pPr>
-        <w:spacing w:after="0" w:before="0" w:lineRule="auto"/>
-        <w:jc w:val="both"/>
-        <w:rPr/>
-      </w:pPr>
-      <w:r>
-        <w:rPr>
-          <w:rFonts w:ascii="Courier New" w:cs="Courier New" w:eastAsia="Courier New" w:hAnsi="Courier New"/>
-          <w:sz w:val="19"/>
-          <w:szCs w:val="19"/>
-          <w:rtl w:val="0"/>
-        </w:rPr>
-        <w:t xml:space="preserve">  );</w:t>
-      </w:r>
-      <w:r>
-        <w:rPr>
-          <w:rtl w:val="0"/>
-        </w:rPr>
-      </w:r>
-    </w:p>
-    <w:p>
-      <w:pPr>
-        <w:spacing w:after="0" w:before="0" w:lineRule="auto"/>
-        <w:jc w:val="both"/>
-        <w:rPr/>
-      </w:pPr>
-      <w:r>
-        <w:rPr>
-          <w:rFonts w:ascii="Courier New" w:cs="Courier New" w:eastAsia="Courier New" w:hAnsi="Courier New"/>
-          <w:sz w:val="19"/>
-          <w:szCs w:val="19"/>
-          <w:rtl w:val="0"/>
-        </w:rPr>
-        <w:t xml:space="preserve">}</w:t>
-      </w:r>
-      <w:r>
-        <w:rPr>
-          <w:rtl w:val="0"/>
-        </w:rPr>
-      </w:r>
-    </w:p>
-    <w:p>
-      <w:pPr>
-        <w:spacing w:after="0" w:before="0" w:lineRule="auto"/>
-        <w:jc w:val="both"/>
-        <w:rPr/>
-      </w:pPr>
-      <w:r>
-        <w:rPr>
-          <w:rtl w:val="0"/>
-        </w:rPr>
-      </w:r>
-    </w:p>
-    <w:p>
-      <w:pPr>
-        <w:spacing w:after="0" w:before="0" w:lineRule="auto"/>
-        <w:jc w:val="both"/>
-        <w:rPr/>
-      </w:pPr>
-      <w:r>
-        <w:rPr>
-          <w:rFonts w:ascii="Courier New" w:cs="Courier New" w:eastAsia="Courier New" w:hAnsi="Courier New"/>
-          <w:sz w:val="19"/>
-          <w:szCs w:val="19"/>
-          <w:rtl w:val="0"/>
-        </w:rPr>
-        <w:t xml:space="preserve">export default App;</w:t>
-      </w:r>
-      <w:r>
-        <w:rPr>
-          <w:rtl w:val="0"/>
-        </w:rPr>
-      </w:r>
-    </w:p>
-    <w:p>
-      <w:pPr>
-        <w:pStyle w:val="Heading3"/>
-        <w:jc w:val="both"/>
-        <w:rPr/>
-      </w:pPr>
-      <w:r>
-        <w:rPr>
-          <w:rFonts w:ascii="Verdana" w:cs="Verdana" w:eastAsia="Verdana" w:hAnsi="Verdana"/>
-          <w:b w:val="1"/>
-          <w:bCs w:val="1"/>
-          <w:color w:val="334155"/>
-          <w:sz w:val="26"/>
-          <w:szCs w:val="26"/>
-          <w:rtl w:val="0"/>
-        </w:rPr>
-        <w:t xml:space="preserve">Simple async/await Example</w:t>
-      </w:r>
-      <w:r>
-        <w:rPr>
-          <w:color w:val="334155"/>
-          <w:rtl w:val="0"/>
-        </w:rPr>
-      </w:r>
-    </w:p>
-    <w:p>
-      <w:pPr>
-        <w:spacing w:after="0" w:before="0" w:lineRule="auto"/>
-        <w:jc w:val="both"/>
-        <w:rPr/>
-      </w:pPr>
-      <w:r>
-        <w:rPr>
-          <w:rFonts w:ascii="Courier New" w:cs="Courier New" w:eastAsia="Courier New" w:hAnsi="Courier New"/>
-          <w:sz w:val="19"/>
-          <w:szCs w:val="19"/>
-          <w:rtl w:val="0"/>
-        </w:rPr>
-        <w:t xml:space="preserve">useEffect(() =&gt; {</w:t>
-      </w:r>
-      <w:r>
-        <w:rPr>
-          <w:rtl w:val="0"/>
-        </w:rPr>
-      </w:r>
-    </w:p>
-    <w:p>
-      <w:pPr>
-        <w:spacing w:after="0" w:before="0" w:lineRule="auto"/>
-        <w:jc w:val="both"/>
-        <w:rPr/>
-      </w:pPr>
-      <w:r>
-        <w:rPr>
-          <w:rFonts w:ascii="Courier New" w:cs="Courier New" w:eastAsia="Courier New" w:hAnsi="Courier New"/>
-          <w:sz w:val="19"/>
-          <w:szCs w:val="19"/>
-          <w:rtl w:val="0"/>
-        </w:rPr>
-        <w:t xml:space="preserve">  async function fetchUsers() {</w:t>
-      </w:r>
-      <w:r>
-        <w:rPr>
-          <w:rtl w:val="0"/>
-        </w:rPr>
-      </w:r>
-    </w:p>
-    <w:p>
-      <w:pPr>
-        <w:spacing w:after="0" w:before="0" w:lineRule="auto"/>
-        <w:jc w:val="both"/>
-        <w:rPr/>
-      </w:pPr>
-      <w:r>
-        <w:rPr>
-          <w:rFonts w:ascii="Courier New" w:cs="Courier New" w:eastAsia="Courier New" w:hAnsi="Courier New"/>
-          <w:sz w:val="19"/>
-          <w:szCs w:val="19"/>
-          <w:rtl w:val="0"/>
-        </w:rPr>
-        <w:t xml:space="preserve">    const response = await fetch(</w:t>
-      </w:r>
-      <w:r>
-        <w:rPr>
-          <w:rtl w:val="0"/>
-        </w:rPr>
-      </w:r>
-    </w:p>
-    <w:p>
-      <w:pPr>
-        <w:spacing w:after="0" w:before="0" w:lineRule="auto"/>
-        <w:jc w:val="both"/>
-        <w:rPr/>
-      </w:pPr>
-      <w:r>
-        <w:rPr>
-          <w:rFonts w:ascii="Courier New" w:cs="Courier New" w:eastAsia="Courier New" w:hAnsi="Courier New"/>
-          <w:sz w:val="19"/>
-          <w:szCs w:val="19"/>
-          <w:rtl w:val="0"/>
-        </w:rPr>
-        <w:t xml:space="preserve">      "https://jsonplaceholder.typicode.com/users"</w:t>
-      </w:r>
-      <w:r>
-        <w:rPr>
-          <w:rtl w:val="0"/>
-        </w:rPr>
-      </w:r>
-    </w:p>
-    <w:p>
-      <w:pPr>
-        <w:spacing w:after="0" w:before="0" w:lineRule="auto"/>
-        <w:jc w:val="both"/>
-        <w:rPr/>
-      </w:pPr>
-      <w:r>
-        <w:rPr>
-          <w:rFonts w:ascii="Courier New" w:cs="Courier New" w:eastAsia="Courier New" w:hAnsi="Courier New"/>
-          <w:sz w:val="19"/>
-          <w:szCs w:val="19"/>
-          <w:rtl w:val="0"/>
-        </w:rPr>
-        <w:t xml:space="preserve">    );</w:t>
-      </w:r>
-      <w:r>
-        <w:rPr>
-          <w:rtl w:val="0"/>
-        </w:rPr>
-      </w:r>
-    </w:p>
-    <w:p>
-      <w:pPr>
-        <w:spacing w:after="0" w:before="0" w:lineRule="auto"/>
-        <w:jc w:val="both"/>
-        <w:rPr/>
-      </w:pPr>
-      <w:r>
-        <w:rPr>
-          <w:rtl w:val="0"/>
-        </w:rPr>
-      </w:r>
-    </w:p>
-    <w:p>
-      <w:pPr>
-        <w:spacing w:after="0" w:before="0" w:lineRule="auto"/>
-        <w:jc w:val="both"/>
-        <w:rPr/>
-      </w:pPr>
-      <w:r>
-        <w:rPr>
-          <w:rFonts w:ascii="Courier New" w:cs="Courier New" w:eastAsia="Courier New" w:hAnsi="Courier New"/>
-          <w:sz w:val="19"/>
-          <w:szCs w:val="19"/>
-          <w:rtl w:val="0"/>
-        </w:rPr>
-        <w:t xml:space="preserve">    const data = await response.json();</w:t>
-      </w:r>
-      <w:r>
-        <w:rPr>
-          <w:rtl w:val="0"/>
-        </w:rPr>
-      </w:r>
-    </w:p>
-    <w:p>
-      <w:pPr>
-        <w:spacing w:after="0" w:before="0" w:lineRule="auto"/>
-        <w:jc w:val="both"/>
-        <w:rPr/>
-      </w:pPr>
-      <w:r>
-        <w:rPr>
-          <w:rFonts w:ascii="Courier New" w:cs="Courier New" w:eastAsia="Courier New" w:hAnsi="Courier New"/>
-          <w:sz w:val="19"/>
-          <w:szCs w:val="19"/>
-          <w:rtl w:val="0"/>
-        </w:rPr>
-        <w:t xml:space="preserve">    setUsers(data);</w:t>
-      </w:r>
-      <w:r>
-        <w:rPr>
-          <w:rtl w:val="0"/>
-        </w:rPr>
-      </w:r>
-    </w:p>
-    <w:p>
-      <w:pPr>
-        <w:spacing w:after="0" w:before="0" w:lineRule="auto"/>
-        <w:jc w:val="both"/>
-        <w:rPr/>
-      </w:pPr>
-      <w:r>
-        <w:rPr>
-          <w:rFonts w:ascii="Courier New" w:cs="Courier New" w:eastAsia="Courier New" w:hAnsi="Courier New"/>
-          <w:sz w:val="19"/>
-          <w:szCs w:val="19"/>
-          <w:rtl w:val="0"/>
-        </w:rPr>
-        <w:t xml:space="preserve">  }</w:t>
-      </w:r>
-      <w:r>
-        <w:rPr>
-          <w:rtl w:val="0"/>
-        </w:rPr>
-      </w:r>
-    </w:p>
-    <w:p>
-      <w:pPr>
-        <w:spacing w:after="0" w:before="0" w:lineRule="auto"/>
-        <w:jc w:val="both"/>
-        <w:rPr/>
-      </w:pPr>
-      <w:r>
-        <w:rPr>
-          <w:rtl w:val="0"/>
-        </w:rPr>
-      </w:r>
-    </w:p>
-    <w:p>
-      <w:pPr>
-        <w:spacing w:after="0" w:before="0" w:lineRule="auto"/>
-        <w:jc w:val="both"/>
-        <w:rPr/>
-      </w:pPr>
-      <w:r>
-        <w:rPr>
-          <w:rFonts w:ascii="Courier New" w:cs="Courier New" w:eastAsia="Courier New" w:hAnsi="Courier New"/>
-          <w:sz w:val="19"/>
-          <w:szCs w:val="19"/>
-          <w:rtl w:val="0"/>
-        </w:rPr>
-        <w:t xml:space="preserve">  fetchUsers();</w:t>
-      </w:r>
-      <w:r>
-        <w:rPr>
-          <w:rtl w:val="0"/>
-        </w:rPr>
-      </w:r>
-    </w:p>
-    <w:p>
-      <w:pPr>
-        <w:spacing w:after="0" w:before="0" w:lineRule="auto"/>
-        <w:jc w:val="both"/>
-        <w:rPr/>
-      </w:pPr>
-      <w:r>
-        <w:rPr>
-          <w:rFonts w:ascii="Courier New" w:cs="Courier New" w:eastAsia="Courier New" w:hAnsi="Courier New"/>
-          <w:sz w:val="19"/>
-          <w:szCs w:val="19"/>
-          <w:rtl w:val="0"/>
-        </w:rPr>
-        <w:t xml:space="preserve">}, []);</w:t>
-      </w:r>
-      <w:r>
-        <w:rPr>
-          <w:rtl w:val="0"/>
-        </w:rPr>
-      </w:r>
-    </w:p>
-    <w:p>
-      <w:pPr>
-        <w:pStyle w:val="Heading3"/>
-        <w:jc w:val="both"/>
-        <w:rPr/>
-      </w:pPr>
-      <w:r>
-        <w:rPr>
-          <w:rFonts w:ascii="Verdana" w:cs="Verdana" w:eastAsia="Verdana" w:hAnsi="Verdana"/>
-          <w:b w:val="1"/>
-          <w:bCs w:val="1"/>
-          <w:color w:val="334155"/>
-          <w:sz w:val="26"/>
-          <w:szCs w:val="26"/>
-          <w:rtl w:val="0"/>
-        </w:rPr>
-        <w:t xml:space="preserve">Result / Screenshot</w:t>
-      </w:r>
-      <w:r>
-        <w:rPr>
-          <w:color w:val="334155"/>
-          <w:rtl w:val="0"/>
-        </w:rPr>
-      </w:r>
-    </w:p>
-    <w:p>
-      <w:pPr>
-        <w:spacing w:after="0" w:before="0" w:lineRule="auto"/>
-        <w:jc w:val="both"/>
-        <w:rPr/>
-      </w:pPr>
-      <w:r>
-        <w:rPr>
-          <w:rFonts w:ascii="Verdana" w:cs="Verdana" w:eastAsia="Verdana" w:hAnsi="Verdana"/>
-          <w:b w:val="0"/>
-          <w:bCs w:val="0"/>
-          <w:sz w:val="24"/>
-          <w:szCs w:val="24"/>
-          <w:rtl w:val="0"/>
-        </w:rPr>
-        <w:t xml:space="preserve">The API data is successfully fetched and rendered dynamically in the React application. The following screenshot represents the user list displayed after receiving JSON data from the REST API.</w:t>
-      </w:r>
-      <w:r>
-        <w:rPr>
-          <w:rtl w:val="0"/>
-        </w:rPr>
-      </w:r>
-    </w:p>
-    <w:p>
-      <w:pPr>
-        <w:jc w:val="center"/>
-        <w:rPr/>
-      </w:pPr>
-      <w:r>
-        <w:rPr/>
-        <w:drawing>
-          <wp:inline distB="0" distT="0" distL="114300" distR="114300">
-            <wp:extent cx="5669280" cy="3590544"/>
-            <wp:effectExtent b="0" l="0" r="0" t="0"/>
-            <wp:docPr id="4" name="image1.png"/>
-            <a:graphic>
-              <a:graphicData uri="http://schemas.openxmlformats.org/drawingml/2006/picture">
-                <pic:pic>
-                  <pic:nvPicPr>
-                    <pic:cNvPr id="0" name="image1.png"/>
-                    <pic:cNvPicPr preferRelativeResize="0"/>
-                  </pic:nvPicPr>
-                  <pic:blipFill>
-                    <a:blip r:embed="rId7"/>
-                    <a:srcRect b="0" l="0" r="0" t="0"/>
-                    <a:stretch>
-                      <a:fillRect/>
-                    </a:stretch>
-                  </pic:blipFill>
-                  <pic:spPr>
-                    <a:xfrm>
-                      <a:off x="0" y="0"/>
-                      <a:ext cx="5669280" cy="3590544"/>
-                    </a:xfrm>
-                    <a:prstGeom prst="rect"/>
-                    <a:ln/>
-                  </pic:spPr>
-                </pic:pic>
-              </a:graphicData>
-            </a:graphic>
-          </wp:inline>
-        </w:drawing>
-      </w:r>
-      <w:r>
-        <w:rPr>
-          <w:rtl w:val="0"/>
-        </w:rPr>
-      </w:r>
-    </w:p>
-    <w:p>
-      <w:pPr>
-        <w:pStyle w:val="Heading3"/>
-        <w:jc w:val="both"/>
-        <w:rPr/>
-      </w:pPr>
-      <w:r>
-        <w:rPr>
-          <w:rFonts w:ascii="Verdana" w:cs="Verdana" w:eastAsia="Verdana" w:hAnsi="Verdana"/>
-          <w:b w:val="1"/>
-          <w:bCs w:val="1"/>
-          <w:color w:val="334155"/>
-          <w:sz w:val="26"/>
-          <w:szCs w:val="26"/>
-          <w:rtl w:val="0"/>
-        </w:rPr>
-        <w:t xml:space="preserve">Conclusion</w:t>
-      </w:r>
-      <w:r>
-        <w:rPr>
-          <w:color w:val="334155"/>
-          <w:rtl w:val="0"/>
-        </w:rPr>
-      </w:r>
-    </w:p>
-    <w:p>
-      <w:pPr>
-        <w:spacing w:after="0" w:before="0" w:lineRule="auto"/>
-        <w:jc w:val="both"/>
-        <w:rPr/>
-      </w:pPr>
-      <w:r>
-        <w:rPr>
-          <w:rFonts w:ascii="Verdana" w:cs="Verdana" w:eastAsia="Verdana" w:hAnsi="Verdana"/>
-          <w:b w:val="0"/>
-          <w:bCs w:val="0"/>
-          <w:sz w:val="24"/>
-          <w:szCs w:val="24"/>
-          <w:rtl w:val="0"/>
-        </w:rPr>
-        <w:t xml:space="preserve">API integration was successfully implemented in React JS using the fetch() API. The experiment demonstrated how to retrieve JSON data from a REST API, store the received data using useState, perform the API request inside useEffect, and display the data dynamically using map(). Both Promise-based .then() handling and the async/await approach were studied.</w:t>
-      </w:r>
-      <w:r>
-        <w:rPr>
-          <w:rtl w:val="0"/>
-        </w:rPr>
+        <w:t>API integration was successfully implemented in React JS using the fetch() API. The experiment demonstrated how to retrieve JSON data from a REST API, store the received data using useState, perform the API request inside useEffect, and display the data dynamically using map(). Both Promise-based .then() handling and the async/await approach were studied.</w:t>
       </w:r>
     </w:p>
     <w:sectPr>
       <w:headerReference r:id="rId8" w:type="default"/>
       <w:footerReference w:type="default" r:id="rId9"/>
       <w:pgSz w:h="15840" w:w="12240" w:orient="portrait"/>
-      <w:pgMar w:bottom="720" w:top="720" w:left="1440" w:right="1440" w:header="720" w:footer="720"/>
+      <w:pgMar w:bottom="720" w:top="720" w:left="720" w:right="720" w:header="720" w:footer="720"/>
       <w:pgNumType w:start="1"/>
     </w:sectPr>
   </w:body>
@@ -2395,21 +1149,7 @@
       </w:rPr>
     </w:pPr>
     <w:r>
-      <w:rPr>
-        <w:rFonts w:ascii="Comfortaa" w:cs="Comfortaa" w:eastAsia="Comfortaa" w:hAnsi="Comfortaa"/>
-        <w:b w:val="1"/>
-        <w:bCs w:val="1"/>
-        <w:sz w:val="30"/>
-        <w:szCs w:val="30"/>
-        <w:highlight w:val="white"/>
-        <w:rtl w:val="0"/>
-      </w:rPr>
       <w:t>Name: Sayyad Faizan</w:t>
-    </w:r>
-    <w:r>
-      <w:rPr>
-        <w:rtl w:val="0"/>
-      </w:rPr>
     </w:r>
   </w:p>
   <w:p>
@@ -2423,34 +1163,16 @@
       </w:rPr>
     </w:pPr>
     <w:r>
-      <w:rPr>
-        <w:rFonts w:ascii="Comfortaa" w:cs="Comfortaa" w:eastAsia="Comfortaa" w:hAnsi="Comfortaa"/>
-        <w:b w:val="1"/>
-        <w:bCs w:val="1"/>
-        <w:sz w:val="30"/>
-        <w:szCs w:val="30"/>
-        <w:highlight w:val="white"/>
-        <w:rtl w:val="0"/>
-      </w:rPr>
       <w:t>Roll No.:</w:t>
       <w:tab/>
       <w:t>25DCO11</w:t>
     </w:r>
-    <w:r>
-      <w:rPr>
-        <w:rtl w:val="0"/>
-      </w:rPr>
-    </w:r>
   </w:p>
   <w:p>
     <w:pPr>
       <w:rPr/>
     </w:pPr>
-    <w:r>
-      <w:rPr>
-        <w:rtl w:val="0"/>
-      </w:rPr>
-    </w:r>
+    <w:r/>
   </w:p>
 </w:hdr>
 </file>
